--- a/pyq-memory/norcet9m_s3.docx
+++ b/pyq-memory/norcet9m_s3.docx
@@ -13,21 +13,7 @@
         <w:t xml:space="preserve">Question: </w:t>
       </w:r>
       <w:r>
-        <w:t>Identify the given instrument:     (OBGY)</w:t>
-      </w:r>
-    </w:p>
-    <w:p>
-      <w:pPr>
-        <w:spacing w:after="40" w:before="0"/>
-      </w:pPr>
-      <w:r>
-        <w:rPr>
-          <w:b w:val="0"/>
-          <w:i/>
-          <w:color w:val="B45F06"/>
-          <w:sz w:val="20"/>
-        </w:rPr>
-        <w:t>[ IMAGE: N9-M41 — image in the Image Bank, to be inserted ]</w:t>
+        <w:t>A community health nurse is caring for a 4-year-old child presenting with prolonged fever, rash, and conjunctivitis. The physician suspects Kawasaki disease. Which type of blood vessels is primarily affected in this condition? (CHN)</w:t>
       </w:r>
     </w:p>
     <w:p>
@@ -40,7 +26,7 @@
           <w:i w:val="0"/>
           <w:sz w:val="21"/>
         </w:rPr>
-        <w:t>(a)  Green Armytage Forceps</w:t>
+        <w:t xml:space="preserve">(a)  Large arteries </w:t>
       </w:r>
     </w:p>
     <w:p>
@@ -53,7 +39,7 @@
           <w:i w:val="0"/>
           <w:sz w:val="21"/>
         </w:rPr>
-        <w:t>(b)  Babcock Forceps</w:t>
+        <w:t xml:space="preserve">(b)  Medium-sized arteries </w:t>
       </w:r>
     </w:p>
     <w:p>
@@ -66,7 +52,7 @@
           <w:i w:val="0"/>
           <w:sz w:val="21"/>
         </w:rPr>
-        <w:t>(c)  Allis Tissue Forceps</w:t>
+        <w:t xml:space="preserve">(c)  Small capillaries </w:t>
       </w:r>
     </w:p>
     <w:p>
@@ -79,7 +65,7 @@
           <w:i w:val="0"/>
           <w:sz w:val="21"/>
         </w:rPr>
-        <w:t>(d)  Kocher's Forceps</w:t>
+        <w:t xml:space="preserve">(d)  Veins </w:t>
       </w:r>
     </w:p>
     <w:p>
@@ -92,7 +78,7 @@
           <w:i w:val="0"/>
           <w:sz w:val="22"/>
         </w:rPr>
-        <w:t>Answer: a</w:t>
+        <w:t>Answer: b</w:t>
       </w:r>
     </w:p>
     <w:p>
@@ -117,7 +103,7 @@
           <w:b/>
           <w:color w:val="1E7B1E"/>
         </w:rPr>
-        <w:t>a</w:t>
+        <w:t>b</w:t>
       </w:r>
     </w:p>
     <w:p>
@@ -131,7 +117,7 @@
         <w:t xml:space="preserve">🧠 Clinical Rationale: </w:t>
       </w:r>
       <w:r>
-        <w:t>Per the image and the printed key, the instrument shown is the GREEN-ARMYTAGE FORCEPS — a toothed obstetric forceps used to grasp the EDGES OF THE UTERINE INCISION / cervical edges to control bleeding during caesarean delivery. Babcock is a soft-tissue atraumatic forceps; Allis grasps tissue; Kocher's is a haemostat with a single tooth.</w:t>
+        <w:t>KAWASAKI DISEASE is a vasculitis of MEDIUM-SIZED ARTERIES — most importantly the CORONARY arteries, where aneurysms can develop. Large arteries (giant-cell arteritis), small capillaries (HSP) and veins are not the primary targets.</w:t>
       </w:r>
     </w:p>
     <w:p>
@@ -145,7 +131,7 @@
         <w:t xml:space="preserve">🔍 Key Clues: </w:t>
       </w:r>
       <w:r>
-        <w:t>Obstetric forceps for the uterine incision edges = Green-Armytage.</w:t>
+        <w:t>Kawasaki = medium-sized artery vasculitis (coronary aneurysm risk).</w:t>
       </w:r>
     </w:p>
     <w:p>
@@ -173,7 +159,7 @@
         <w:t xml:space="preserve">❌ Why Not Other Options: </w:t>
       </w:r>
       <w:r>
-        <w:t>b — Babcock = atraumatic bowel/tissue forceps. | c — Allis = rat-tooth tissue forceps. | d — Kocher's = single-tooth haemostat.</w:t>
+        <w:t>a — Large arteries are not the primary site. | c — Small capillaries = HSP-type vasculitis. | d — Veins are not the target.</w:t>
       </w:r>
     </w:p>
     <w:p>
@@ -188,7 +174,7 @@
         <w:t xml:space="preserve">⚠️ Exam Trap: </w:t>
       </w:r>
       <w:r>
-        <w:t>Green-Armytage = uterine-incision haemostasis; Babcock/Allis/Kocher are general tissue forceps.</w:t>
+        <w:t>Kawasaki + coronary aneurysms = the medium-artery complication to monitor (echo).</w:t>
       </w:r>
     </w:p>
     <w:p>
@@ -217,7 +203,7 @@
         <w:t xml:space="preserve">💎 PNC Pearl: </w:t>
       </w:r>
       <w:r>
-        <w:t>Green-Armytage forceps: uterine incision edges.</w:t>
+        <w:t>Kawasaki disease: medium-sized arteries.</w:t>
       </w:r>
     </w:p>
     <w:p>
@@ -244,21 +230,7 @@
         <w:t xml:space="preserve">Question: </w:t>
       </w:r>
       <w:r>
-        <w:t>Identify the given instrument: (OBGY)</w:t>
-      </w:r>
-    </w:p>
-    <w:p>
-      <w:pPr>
-        <w:spacing w:after="40" w:before="0"/>
-      </w:pPr>
-      <w:r>
-        <w:rPr>
-          <w:b w:val="0"/>
-          <w:i/>
-          <w:color w:val="B45F06"/>
-          <w:sz w:val="20"/>
-        </w:rPr>
-        <w:t>[ IMAGE: N9-M42 — image in the Image Bank, to be inserted ]</w:t>
+        <w:t>A public health nurse is reviewing data on leading causes of mortality in India during a community health assessment. Among the infectious diseases, which condition is a significant contributor to mortality rates in the country? (CHN)</w:t>
       </w:r>
     </w:p>
     <w:p>
@@ -271,7 +243,7 @@
           <w:i w:val="0"/>
           <w:sz w:val="21"/>
         </w:rPr>
-        <w:t>(a)  Doyen's Retractor</w:t>
+        <w:t xml:space="preserve">(a)  Malaria </w:t>
       </w:r>
     </w:p>
     <w:p>
@@ -284,7 +256,7 @@
           <w:i w:val="0"/>
           <w:sz w:val="21"/>
         </w:rPr>
-        <w:t>(b)  Deaver Retractor</w:t>
+        <w:t xml:space="preserve">(b)  Tuberculosis </w:t>
       </w:r>
     </w:p>
     <w:p>
@@ -297,7 +269,7 @@
           <w:i w:val="0"/>
           <w:sz w:val="21"/>
         </w:rPr>
-        <w:t>(c)  Langenbeck Retractor</w:t>
+        <w:t>(c)  Dengue fever</w:t>
       </w:r>
     </w:p>
     <w:p>
@@ -310,7 +282,7 @@
           <w:i w:val="0"/>
           <w:sz w:val="21"/>
         </w:rPr>
-        <w:t>(d)  Morris Retractor</w:t>
+        <w:t>(d)  Cholera</w:t>
       </w:r>
     </w:p>
     <w:p>
@@ -362,7 +334,7 @@
         <w:t xml:space="preserve">🧠 Clinical Rationale: </w:t>
       </w:r>
       <w:r>
-        <w:t>Per the image and the printed key, the instrument shown is a DEAVER RETRACTOR — a long, flat, curved blade retractor used for DEEP abdominal and pelvic exposure (liver, bladder, uterus). Doyen's is a self-retaining abdominal retractor; Langenbeck is a single sharp-hook retractor; Morris is a flat wound retractor.</w:t>
+        <w:t>TUBERCULOSIS is the leading INFECTIOUS cause of death in India — the country carries the world's largest TB burden, with over a million deaths annually attributable to TB (NTEP targets its elimination). Malaria, dengue and cholera contribute less to overall mortality.</w:t>
       </w:r>
     </w:p>
     <w:p>
@@ -376,7 +348,7 @@
         <w:t xml:space="preserve">🔍 Key Clues: </w:t>
       </w:r>
       <w:r>
-        <w:t>Long curved flat blade for deep pelvic/abdominal retraction = Deaver.</w:t>
+        <w:t>India's leading infectious killer = tuberculosis.</w:t>
       </w:r>
     </w:p>
     <w:p>
@@ -404,7 +376,7 @@
         <w:t xml:space="preserve">❌ Why Not Other Options: </w:t>
       </w:r>
       <w:r>
-        <w:t>a — Doyen's = self-retaining abdominal retractor. | c — Langenbeck = sharp single-hook retractor. | d — Morris = flat retractor.</w:t>
+        <w:t>a — Malaria is a major burden but TB kills more. | c — Dengue mortality is lower. | d — Cholera is now uncommon.</w:t>
       </w:r>
     </w:p>
     <w:p>
@@ -419,7 +391,7 @@
         <w:t xml:space="preserve">⚠️ Exam Trap: </w:t>
       </w:r>
       <w:r>
-        <w:t>Deaver: deep curved blade ('the deep one'); Doyen: self-retaining ('the frame').</w:t>
+        <w:t>India: TB = #1 infectious killer; the NTEP aims for TB elimination by 2025.</w:t>
       </w:r>
     </w:p>
     <w:p>
@@ -448,7 +420,7 @@
         <w:t xml:space="preserve">💎 PNC Pearl: </w:t>
       </w:r>
       <w:r>
-        <w:t>Deaver retractor: deep abdominal/pelvic exposure.</w:t>
+        <w:t>Leading infectious mortality in India: TB.</w:t>
       </w:r>
     </w:p>
     <w:p>
@@ -475,21 +447,7 @@
         <w:t xml:space="preserve">Question: </w:t>
       </w:r>
       <w:r>
-        <w:t>Identify the item shown in the image given below: (OBGY)</w:t>
-      </w:r>
-    </w:p>
-    <w:p>
-      <w:pPr>
-        <w:spacing w:after="40" w:before="0"/>
-      </w:pPr>
-      <w:r>
-        <w:rPr>
-          <w:b w:val="0"/>
-          <w:i/>
-          <w:color w:val="B45F06"/>
-          <w:sz w:val="20"/>
-        </w:rPr>
-        <w:t>[ IMAGE: N9-M43 — image in the Image Bank, to be inserted ]</w:t>
+        <w:t>A 60-year-old female beneficiary under the Pradhan Mantri Jan Arogya Yojana (PM-JAY) presents to the emergency department with severe abdominal pain requiring hospitalization for surgery. The nurse verifies the patient's eligibility for cashless treatment. What is the annual coverage limit provided by PM-JAY for this beneficiary's family? (CHN)</w:t>
       </w:r>
     </w:p>
     <w:p>
@@ -502,7 +460,7 @@
           <w:i w:val="0"/>
           <w:sz w:val="21"/>
         </w:rPr>
-        <w:t>(a)  Obstetric V-Drape</w:t>
+        <w:t>(a)  Rs. 1 lakh per family per year</w:t>
       </w:r>
     </w:p>
     <w:p>
@@ -515,7 +473,7 @@
           <w:i w:val="0"/>
           <w:sz w:val="21"/>
         </w:rPr>
-        <w:t>(b)  Episiotomy Pack</w:t>
+        <w:t xml:space="preserve">(b)  Rs. 3 lakhs per family per year </w:t>
       </w:r>
     </w:p>
     <w:p>
@@ -528,7 +486,7 @@
           <w:i w:val="0"/>
           <w:sz w:val="21"/>
         </w:rPr>
-        <w:t>(c)  Perineal Sheet</w:t>
+        <w:t>(c)  Rs. 5 lakhs per family per year</w:t>
       </w:r>
     </w:p>
     <w:p>
@@ -541,7 +499,7 @@
           <w:i w:val="0"/>
           <w:sz w:val="21"/>
         </w:rPr>
-        <w:t>(d)  Cesarean Section Drape</w:t>
+        <w:t>(d)  Rs. 10 lakhs per family per year</w:t>
       </w:r>
     </w:p>
     <w:p>
@@ -554,7 +512,7 @@
           <w:i w:val="0"/>
           <w:sz w:val="22"/>
         </w:rPr>
-        <w:t>Answer: a</w:t>
+        <w:t>Answer: c</w:t>
       </w:r>
     </w:p>
     <w:p>
@@ -579,7 +537,7 @@
           <w:b/>
           <w:color w:val="1E7B1E"/>
         </w:rPr>
-        <w:t>a</w:t>
+        <w:t>c</w:t>
       </w:r>
     </w:p>
     <w:p>
@@ -593,7 +551,7 @@
         <w:t xml:space="preserve">🧠 Clinical Rationale: </w:t>
       </w:r>
       <w:r>
-        <w:t>Per the image and the printed key, the item shown is an OBSTETRIC V-DRAPE — a sterile drape with a V-shaped fenestration used during vaginal delivery to keep the perineum exposed while protecting the rest of the field. Episiotomy packs, perineal sheets and caesarean drapes are different products.</w:t>
+        <w:t>PM-JAY (Ayushman Bharat) provides CASHLESS HEALTH INSURANCE of RS. 5 LAKH PER FAMILY PER YEAR for secondary and tertiary hospitalisation to ~10 crore poor families (bottom 40%). It covers pre-existing diseases from day one.</w:t>
       </w:r>
     </w:p>
     <w:p>
@@ -607,7 +565,7 @@
         <w:t xml:space="preserve">🔍 Key Clues: </w:t>
       </w:r>
       <w:r>
-        <w:t>V-shaped fenestrated drape for vaginal delivery = obstetric V-drape.</w:t>
+        <w:t>PM-JAY: Rs. 5 lakh/family/year cashless coverage.</w:t>
       </w:r>
     </w:p>
     <w:p>
@@ -621,7 +579,7 @@
         <w:t xml:space="preserve">🚨 Priority Principle: </w:t>
       </w:r>
       <w:r>
-        <w:t>Recall the core fact precisely, then apply it to the clinical context.</w:t>
+        <w:t>Patient safety and the ABC (airway, breathing, circulation) priorities come before diagnosis, documentation and non-urgent tasks.</w:t>
       </w:r>
     </w:p>
     <w:p>
@@ -635,7 +593,7 @@
         <w:t xml:space="preserve">❌ Why Not Other Options: </w:t>
       </w:r>
       <w:r>
-        <w:t>b — Episiotomy pack = scissors + suturing supplies. | c — Perineal sheet is a plain sterile sheet. | d — Caesarean drape covers the abdomen.</w:t>
+        <w:t>a — 1 lakh is too low. | b — 3 lakhs is not the limit. | d — 10 lakhs is not the PM-JAY limit.</w:t>
       </w:r>
     </w:p>
     <w:p>
@@ -650,7 +608,7 @@
         <w:t xml:space="preserve">⚠️ Exam Trap: </w:t>
       </w:r>
       <w:r>
-        <w:t>The 'V' fenestration identifies the vaginal-delivery drape.</w:t>
+        <w:t>Ayushman Bharat: ₹5 lakh per family per year — the headline number.</w:t>
       </w:r>
     </w:p>
     <w:p>
@@ -664,7 +622,7 @@
         <w:t xml:space="preserve">🩺 Clinical Thinking: </w:t>
       </w:r>
       <w:r>
-        <w:t>Recall (the key fact) → Connect (related high-yield facts) → Apply (exam context).</w:t>
+        <w:t>Identify (the problem) → Stabilize (ABC / patient safety) → Reassess (response) → Document (findings).</w:t>
       </w:r>
     </w:p>
     <w:p>
@@ -679,7 +637,7 @@
         <w:t xml:space="preserve">💎 PNC Pearl: </w:t>
       </w:r>
       <w:r>
-        <w:t>Obstetric V-drape: vaginal delivery fenestrated drape.</w:t>
+        <w:t>PM-JAY coverage: Rs. 5 lakh/family/year.</w:t>
       </w:r>
     </w:p>
     <w:p>
@@ -706,7 +664,7 @@
         <w:t xml:space="preserve">Question: </w:t>
       </w:r>
       <w:r>
-        <w:t>A cardiotocography tracing shows cord compression. Which fetal heart rate pattern is most expected? (OBGY)</w:t>
+        <w:t>A community health nurse is organizing a nutrition awareness camp under the Poshan Abhiyaan to address malnutrition in children and women. Which ministry is primarily responsible for implementing this national program? (CHN)</w:t>
       </w:r>
     </w:p>
     <w:p>
@@ -719,7 +677,7 @@
           <w:i w:val="0"/>
           <w:sz w:val="21"/>
         </w:rPr>
-        <w:t>(a)  Variable decelerations</w:t>
+        <w:t>(a)  Ministry of Health and Family Welfare</w:t>
       </w:r>
     </w:p>
     <w:p>
@@ -732,7 +690,7 @@
           <w:i w:val="0"/>
           <w:sz w:val="21"/>
         </w:rPr>
-        <w:t>(b)  Late decelerations</w:t>
+        <w:t>(b)  Ministry of Women and Child Development</w:t>
       </w:r>
     </w:p>
     <w:p>
@@ -745,7 +703,7 @@
           <w:i w:val="0"/>
           <w:sz w:val="21"/>
         </w:rPr>
-        <w:t>(c)  Early decelerations</w:t>
+        <w:t>(c)  Ministry of Education</w:t>
       </w:r>
     </w:p>
     <w:p>
@@ -758,7 +716,7 @@
           <w:i w:val="0"/>
           <w:sz w:val="21"/>
         </w:rPr>
-        <w:t>(d)  Hypoxia</w:t>
+        <w:t xml:space="preserve">(d)  Ministry of Rural Development </w:t>
       </w:r>
     </w:p>
     <w:p>
@@ -771,7 +729,7 @@
           <w:i w:val="0"/>
           <w:sz w:val="22"/>
         </w:rPr>
-        <w:t>Answer: a</w:t>
+        <w:t>Answer: b</w:t>
       </w:r>
     </w:p>
     <w:p>
@@ -796,7 +754,7 @@
           <w:b/>
           <w:color w:val="1E7B1E"/>
         </w:rPr>
-        <w:t>a</w:t>
+        <w:t>b</w:t>
       </w:r>
     </w:p>
     <w:p>
@@ -810,7 +768,7 @@
         <w:t xml:space="preserve">🧠 Clinical Rationale: </w:t>
       </w:r>
       <w:r>
-        <w:t>CORD COMPRESSION produces VARIABLE DECELERATIONS — abrupt, V/U-shaped dips in the fetal heart rate that vary in shape, depth and timing with contractions, often triggered by cord entanglement/oligohydramnios. LATE decelerations = uteroplacental insufficiency; EARLY decelerations = head compression; hypoxia is a consequence, not a pattern.</w:t>
+        <w:t>POSHAN ABHIYAAN (National Nutrition Mission) is implemented primarily by the MINISTRY OF WOMEN AND CHILD DEVELOPMENT (with ICDS/Anganwadi infrastructure), in convergence with health and other ministries. Health and Family Welfare supports it, but the lead ministry is Women and Child Development.</w:t>
       </w:r>
     </w:p>
     <w:p>
@@ -824,7 +782,7 @@
         <w:t xml:space="preserve">🔍 Key Clues: </w:t>
       </w:r>
       <w:r>
-        <w:t>Cord compression → variable decelerations (V-shaped, variable timing).</w:t>
+        <w:t>Poshan Abhiyaan = Ministry of Women and Child Development (ICDS).</w:t>
       </w:r>
     </w:p>
     <w:p>
@@ -838,7 +796,7 @@
         <w:t xml:space="preserve">🚨 Priority Principle: </w:t>
       </w:r>
       <w:r>
-        <w:t>Mother-and-baby safety first — prevent complications before they occur and act promptly when they do.</w:t>
+        <w:t>Recall the core fact precisely, then apply it to the clinical context.</w:t>
       </w:r>
     </w:p>
     <w:p>
@@ -852,7 +810,7 @@
         <w:t xml:space="preserve">❌ Why Not Other Options: </w:t>
       </w:r>
       <w:r>
-        <w:t>b — Late decelerations = placental insufficiency. | c — Early decelerations = head compression. | d — Hypoxia is a result, not a pattern.</w:t>
+        <w:t>a — MoHFW supports but does not lead Poshan Abhiyaan. | c — Education ministry is not the lead. | d — Rural Development is not the lead.</w:t>
       </w:r>
     </w:p>
     <w:p>
@@ -867,7 +825,7 @@
         <w:t xml:space="preserve">⚠️ Exam Trap: </w:t>
       </w:r>
       <w:r>
-        <w:t>Pattern→cause map: early = head, variable = cord, late = placental — the classic trio.</w:t>
+        <w:t>Poshan Abhiyaan → WCD Ministry (Anganwadi); NRHM → Health Ministry.</w:t>
       </w:r>
     </w:p>
     <w:p>
@@ -896,7 +854,7 @@
         <w:t xml:space="preserve">💎 PNC Pearl: </w:t>
       </w:r>
       <w:r>
-        <w:t>Cord compression: variable decelerations.</w:t>
+        <w:t>Poshan Abhiyaan: Ministry of Women and Child Development.</w:t>
       </w:r>
     </w:p>
     <w:p>
@@ -923,7 +881,7 @@
         <w:t xml:space="preserve">Question: </w:t>
       </w:r>
       <w:r>
-        <w:t>A patient develops uterine hyperstimulation after administration of prostaglandins for induction of labour, what is the most appropriate management? (OBGY)</w:t>
+        <w:t>A community health nurse is counseling a pregnant woman in a rural area about the benefits of institutional delivery under the Janani Shishu Suraksha Yojana (JSSY). What is the primary objective of this program? (CHN)</w:t>
       </w:r>
     </w:p>
     <w:p>
@@ -936,7 +894,7 @@
           <w:i w:val="0"/>
           <w:sz w:val="21"/>
         </w:rPr>
-        <w:t>(a)  Calcium gluconate</w:t>
+        <w:t xml:space="preserve">(a)  Provide free postnatal care only  </w:t>
       </w:r>
     </w:p>
     <w:p>
@@ -949,7 +907,7 @@
           <w:i w:val="0"/>
           <w:sz w:val="21"/>
         </w:rPr>
-        <w:t>(b)  Magnesium sulphate</w:t>
+        <w:t>(b)  Promote institutional delivery and ensure free maternal and newborn care</w:t>
       </w:r>
     </w:p>
     <w:p>
@@ -962,7 +920,7 @@
           <w:i w:val="0"/>
           <w:sz w:val="21"/>
         </w:rPr>
-        <w:t>(c)  Hydralazine</w:t>
+        <w:t xml:space="preserve">(c)  Offer financial assistance for home deliveries </w:t>
       </w:r>
     </w:p>
     <w:p>
@@ -975,7 +933,7 @@
           <w:i w:val="0"/>
           <w:sz w:val="21"/>
         </w:rPr>
-        <w:t>(d)  Terbutaline</w:t>
+        <w:t>(d)  Provide nutritional supplements to pregnant women</w:t>
       </w:r>
     </w:p>
     <w:p>
@@ -988,7 +946,7 @@
           <w:i w:val="0"/>
           <w:sz w:val="22"/>
         </w:rPr>
-        <w:t>Answer: d</w:t>
+        <w:t>Answer: b</w:t>
       </w:r>
     </w:p>
     <w:p>
@@ -1013,7 +971,7 @@
           <w:b/>
           <w:color w:val="1E7B1E"/>
         </w:rPr>
-        <w:t>d</w:t>
+        <w:t>b</w:t>
       </w:r>
     </w:p>
     <w:p>
@@ -1027,7 +985,7 @@
         <w:t xml:space="preserve">🧠 Clinical Rationale: </w:t>
       </w:r>
       <w:r>
-        <w:t>UTERINE HYPERSTIMULATION after prostaglandins is managed with a TOCOLYTIC to relax the uterus — TERBUTALINE (β-agonist) is the standard choice to stop tetanic contractions and restore fetal perfusion. Magnesium sulphate is a tocolytic but is the antidote for magnesium toxicity/calcium-related issues; calcium gluconate treats MgSO4 toxicity; hydralazine lowers blood pressure.</w:t>
+        <w:t>JANANI SHISHU SURAKSHA YOJANA (JSSY) promotes INSTITUTIONAL DELIVERY by guaranteeing FREE MATERNAL AND NEWBORN CARE — free delivery, drugs, diagnostics, diet and transport for the mother and sick newborn up to 30 days. It is the cashless maternal-health entitlement scheme (Janani Suraksha Yojana gives the cash incentive; JSSY the free care).</w:t>
       </w:r>
     </w:p>
     <w:p>
@@ -1041,7 +999,7 @@
         <w:t xml:space="preserve">🔍 Key Clues: </w:t>
       </w:r>
       <w:r>
-        <w:t>Uterine hyperstimulation → tocolytic (terbutaline) to relax the uterus.</w:t>
+        <w:t>JSSY = free maternal + newborn care for institutional delivery.</w:t>
       </w:r>
     </w:p>
     <w:p>
@@ -1055,7 +1013,7 @@
         <w:t xml:space="preserve">🚨 Priority Principle: </w:t>
       </w:r>
       <w:r>
-        <w:t>Recall the core fact precisely, then apply it to the clinical context.</w:t>
+        <w:t>Mother-and-baby safety first — prevent complications before they occur and act promptly when they do.</w:t>
       </w:r>
     </w:p>
     <w:p>
@@ -1069,7 +1027,7 @@
         <w:t xml:space="preserve">❌ Why Not Other Options: </w:t>
       </w:r>
       <w:r>
-        <w:t>a — Calcium gluconate = MgSO4 toxicity antidote. | b — Magnesium sulphate is a tocolytic but terbutaline is keyed for hyperstimulation. | c — Hydralazine = antihypertensive.</w:t>
+        <w:t>a — It covers more than postnatal care. | c — It does not fund home deliveries. | d — Nutrition supplements are ICDS, not JSSY.</w:t>
       </w:r>
     </w:p>
     <w:p>
@@ -1084,7 +1042,7 @@
         <w:t xml:space="preserve">⚠️ Exam Trap: </w:t>
       </w:r>
       <w:r>
-        <w:t>Prostaglandin hyperstimulation: stop the drug + terbutaline; in oxytocin hyperstimulation also stop infusion.</w:t>
+        <w:t>JSY = cash incentive; JSSY/JSSK = free care for mother + newborn — don't mix the two schemes.</w:t>
       </w:r>
     </w:p>
     <w:p>
@@ -1113,7 +1071,7 @@
         <w:t xml:space="preserve">💎 PNC Pearl: </w:t>
       </w:r>
       <w:r>
-        <w:t>Uterine hyperstimulation: terbutaline.</w:t>
+        <w:t>JSSY: free maternal and newborn care at institutions.</w:t>
       </w:r>
     </w:p>
     <w:p>
@@ -1140,7 +1098,7 @@
         <w:t xml:space="preserve">Question: </w:t>
       </w:r>
       <w:r>
-        <w:t>A 28-year-old woman presents with a history of 3 consecutive first-trimester abortions. She has no structural uterine abnormality and her blood sugar levels are normal on investigation she is found to be positive for antiphospholipid antibody. What is the most likely diagnosis?  (OBGY)</w:t>
+        <w:t>A community health nurse is educating parents about the BCG vaccine administered to newborn to prevent tuberculosis. The nurse explains when the immune response to the vaccine is typically assessed. What is the recommended time frame to check for a response to the BCG vaccine?  (CHN)</w:t>
       </w:r>
     </w:p>
     <w:p>
@@ -1153,7 +1111,7 @@
           <w:i w:val="0"/>
           <w:sz w:val="21"/>
         </w:rPr>
-        <w:t>(a)  Antiphospholipid syndrome</w:t>
+        <w:t xml:space="preserve">(a)  2-4 weeks </w:t>
       </w:r>
     </w:p>
     <w:p>
@@ -1166,7 +1124,7 @@
           <w:i w:val="0"/>
           <w:sz w:val="21"/>
         </w:rPr>
-        <w:t>(b)  Recurrent pregnancy loss due to uterine anomaly</w:t>
+        <w:t xml:space="preserve">(b)  4-6 weeks </w:t>
       </w:r>
     </w:p>
     <w:p>
@@ -1179,7 +1137,7 @@
           <w:i w:val="0"/>
           <w:sz w:val="21"/>
         </w:rPr>
-        <w:t xml:space="preserve">(c)  Gestational diabetes mellitus </w:t>
+        <w:t>(c)  8-10 weeks</w:t>
       </w:r>
     </w:p>
     <w:p>
@@ -1192,7 +1150,7 @@
           <w:i w:val="0"/>
           <w:sz w:val="21"/>
         </w:rPr>
-        <w:t xml:space="preserve">(d)  Pre-eclampsia </w:t>
+        <w:t>(d)  12-14 weeks</w:t>
       </w:r>
     </w:p>
     <w:p>
@@ -1205,7 +1163,7 @@
           <w:i w:val="0"/>
           <w:sz w:val="22"/>
         </w:rPr>
-        <w:t>Answer: a</w:t>
+        <w:t>Answer: c</w:t>
       </w:r>
     </w:p>
     <w:p>
@@ -1230,7 +1188,7 @@
           <w:b/>
           <w:color w:val="1E7B1E"/>
         </w:rPr>
-        <w:t>a</w:t>
+        <w:t>c</w:t>
       </w:r>
     </w:p>
     <w:p>
@@ -1244,7 +1202,7 @@
         <w:t xml:space="preserve">🧠 Clinical Rationale: </w:t>
       </w:r>
       <w:r>
-        <w:t>THREE CONSECUTIVE first-trimester abortions (recurrent pregnancy loss) with POSITIVE ANTIPHOSPHOLIPID ANTIBODY and no uterine anomaly or glucose abnormality indicate ANTIPHOSPHOLIPID SYNDROME (APS) — an autoimmune thrombophilia causing placental thrombosis and pregnancy loss. Management: low-dose aspirin + heparin.</w:t>
+        <w:t>The response to the BCG vaccine (development of a scar / tuberculin conversion) is typically assessed at 8-10 WEEKS after vaccination — a local scar or positive tuberculin reaction confirms the immune response. This is the keyed time frame for checking the BCG response.</w:t>
       </w:r>
     </w:p>
     <w:p>
@@ -1258,7 +1216,7 @@
         <w:t xml:space="preserve">🔍 Key Clues: </w:t>
       </w:r>
       <w:r>
-        <w:t>Recurrent early losses + antiphospholipid antibody = antiphospholipid syndrome.</w:t>
+        <w:t>BCG response (scar/tuberculin conversion) checked at 8-10 weeks.</w:t>
       </w:r>
     </w:p>
     <w:p>
@@ -1272,7 +1230,7 @@
         <w:t xml:space="preserve">🚨 Priority Principle: </w:t>
       </w:r>
       <w:r>
-        <w:t>Patient safety and the ABC (airway, breathing, circulation) priorities come before diagnosis, documentation and non-urgent tasks.</w:t>
+        <w:t>Medication safety — the right drug, right dose, right route, right time and right patient — governs every administration decision.</w:t>
       </w:r>
     </w:p>
     <w:p>
@@ -1286,7 +1244,7 @@
         <w:t xml:space="preserve">❌ Why Not Other Options: </w:t>
       </w:r>
       <w:r>
-        <w:t>b — Uterine anomaly excluded (no structural abnormality). | c — Blood sugar normal — not GDM. | d — Pre-eclampsia is a pregnancy complication, not the cause of losses.</w:t>
+        <w:t>a — 2-4 weeks is too early. | b — 4-6 weeks is earlier than recommended. | d — 12-14 weeks is late.</w:t>
       </w:r>
     </w:p>
     <w:p>
@@ -1301,7 +1259,7 @@
         <w:t xml:space="preserve">⚠️ Exam Trap: </w:t>
       </w:r>
       <w:r>
-        <w:t>APS triad: recurrent miscarriage + thrombosis + antiphospholipid antibodies → aspirin + heparin.</w:t>
+        <w:t>BCG: intradermal at birth; response/scar assessed at 8-10 weeks.</w:t>
       </w:r>
     </w:p>
     <w:p>
@@ -1315,7 +1273,7 @@
         <w:t xml:space="preserve">🩺 Clinical Thinking: </w:t>
       </w:r>
       <w:r>
-        <w:t>Identify (the problem) → Stabilize (ABC / patient safety) → Reassess (response) → Document (findings).</w:t>
+        <w:t>Recall (the key fact) → Connect (related high-yield facts) → Apply (exam context).</w:t>
       </w:r>
     </w:p>
     <w:p>
@@ -1330,7 +1288,7 @@
         <w:t xml:space="preserve">💎 PNC Pearl: </w:t>
       </w:r>
       <w:r>
-        <w:t>Recurrent abortions + antiphospholipid antibody = APS.</w:t>
+        <w:t>BCG response check: 8-10 weeks.</w:t>
       </w:r>
     </w:p>
     <w:p>
@@ -1357,7 +1315,7 @@
         <w:t xml:space="preserve">Question: </w:t>
       </w:r>
       <w:r>
-        <w:t>Visual Inspection with Acetic Acid (VIA) is primarily used for the screening of which condition?  (OBGY)</w:t>
+        <w:t>A community health nurse is conducting a survey to assess the burden of illness in a rural community for planning health interventions. Which epidemiological measure is most appropriate to determine the proportion of the population affected by a specific disease at a given time? (CHN)</w:t>
       </w:r>
     </w:p>
     <w:p>
@@ -1370,7 +1328,7 @@
           <w:i w:val="0"/>
           <w:sz w:val="21"/>
         </w:rPr>
-        <w:t>(a)  Cervical cancer</w:t>
+        <w:t>(a)  Incidence rate</w:t>
       </w:r>
     </w:p>
     <w:p>
@@ -1383,7 +1341,7 @@
           <w:i w:val="0"/>
           <w:sz w:val="21"/>
         </w:rPr>
-        <w:t>(b)  Endometrial cancer</w:t>
+        <w:t>(b)  Prevalence</w:t>
       </w:r>
     </w:p>
     <w:p>
@@ -1396,7 +1354,7 @@
           <w:i w:val="0"/>
           <w:sz w:val="21"/>
         </w:rPr>
-        <w:t>(c)  Ovarian cancer</w:t>
+        <w:t>(c)  Mortality rate</w:t>
       </w:r>
     </w:p>
     <w:p>
@@ -1409,7 +1367,7 @@
           <w:i w:val="0"/>
           <w:sz w:val="21"/>
         </w:rPr>
-        <w:t>(d)  Vaginal prolapse</w:t>
+        <w:t>(d)  Attack rate</w:t>
       </w:r>
     </w:p>
     <w:p>
@@ -1422,7 +1380,7 @@
           <w:i w:val="0"/>
           <w:sz w:val="22"/>
         </w:rPr>
-        <w:t>Answer: a</w:t>
+        <w:t>Answer: b</w:t>
       </w:r>
     </w:p>
     <w:p>
@@ -1447,7 +1405,7 @@
           <w:b/>
           <w:color w:val="1E7B1E"/>
         </w:rPr>
-        <w:t>a</w:t>
+        <w:t>b</w:t>
       </w:r>
     </w:p>
     <w:p>
@@ -1461,7 +1419,7 @@
         <w:t xml:space="preserve">🧠 Clinical Rationale: </w:t>
       </w:r>
       <w:r>
-        <w:t>VISUAL INSPECTION WITH ACETIC ACID (VIA) is a screening test for CERVICAL CANCER — acetic acid is applied to the cervix and pre-cancerous lesions appear as white (acetowhite) areas. It is a low-cost 'screen and treat' approach. It is not used for endometrial, ovarian cancer or prolapse.</w:t>
+        <w:t>PREVALENCE measures the PROPORTION of a population AFFECTED BY A DISEASE AT A GIVEN TIME (existing cases) — it reflects the disease burden in the community, ideal for planning services. INCIDENCE counts NEW cases over a period (measures risk); mortality rate counts deaths; attack rate is incidence in an exposed group during an outbreak.</w:t>
       </w:r>
     </w:p>
     <w:p>
@@ -1475,7 +1433,7 @@
         <w:t xml:space="preserve">🔍 Key Clues: </w:t>
       </w:r>
       <w:r>
-        <w:t>VIA = acetic acid cervical screening → cervical cancer.</w:t>
+        <w:t>Proportion affected at a given time = prevalence (existing cases).</w:t>
       </w:r>
     </w:p>
     <w:p>
@@ -1503,7 +1461,7 @@
         <w:t xml:space="preserve">❌ Why Not Other Options: </w:t>
       </w:r>
       <w:r>
-        <w:t>b — Endometrial cancer needs biopsy/imaging. | c — Ovarian cancer needs ultrasound/CA-125. | d — Prolapse is diagnosed clinically.</w:t>
+        <w:t>a — Incidence = new cases over time. | c — Mortality = deaths. | d — Attack rate = outbreak-specific incidence.</w:t>
       </w:r>
     </w:p>
     <w:p>
@@ -1518,7 +1476,7 @@
         <w:t xml:space="preserve">⚠️ Exam Trap: </w:t>
       </w:r>
       <w:r>
-        <w:t>VIA and VILI are the low-resource cervical screening tests; HPV/Pap are the alternatives.</w:t>
+        <w:t>Prevalence = 'all cases now' (burden); incidence = 'new cases' (risk) — the classic distinction.</w:t>
       </w:r>
     </w:p>
     <w:p>
@@ -1547,7 +1505,7 @@
         <w:t xml:space="preserve">💎 PNC Pearl: </w:t>
       </w:r>
       <w:r>
-        <w:t>VIA: cervical cancer screening.</w:t>
+        <w:t>Burden at a given time: prevalence.</w:t>
       </w:r>
     </w:p>
     <w:p>
@@ -1574,7 +1532,7 @@
         <w:t xml:space="preserve">Question: </w:t>
       </w:r>
       <w:r>
-        <w:t>A patient develops postpartum hemorrhage at a Primary Health Centre. What is the first-line management? (OBGY)</w:t>
+        <w:t xml:space="preserve">A public health nurse is educating a group of nursing students about the characteristics of killed vaccines during a vaccination drive. One student asks whether killed vaccines require booster doses. Which statement is true regarding killed vaccines? (CHN) </w:t>
       </w:r>
     </w:p>
     <w:p>
@@ -1587,7 +1545,7 @@
           <w:i w:val="0"/>
           <w:sz w:val="21"/>
         </w:rPr>
-        <w:t>(a)  Start IV tranexamic acid immediately</w:t>
+        <w:t xml:space="preserve">(a)  Killed vaccines never require booster doses   </w:t>
       </w:r>
     </w:p>
     <w:p>
@@ -1600,7 +1558,7 @@
           <w:i w:val="0"/>
           <w:sz w:val="21"/>
         </w:rPr>
-        <w:t>(b)  Perform immediate hysterectomy</w:t>
+        <w:t>(b)  Killed vaccines typically require booster doses to maintain immunity</w:t>
       </w:r>
     </w:p>
     <w:p>
@@ -1613,7 +1571,7 @@
           <w:i w:val="0"/>
           <w:sz w:val="21"/>
         </w:rPr>
-        <w:t>(c)  Administer uterotonic (Oxytocin)</w:t>
+        <w:t>(c)  Killed vaccines provide lifelong immunity without boosters</w:t>
       </w:r>
     </w:p>
     <w:p>
@@ -1626,7 +1584,7 @@
           <w:i w:val="0"/>
           <w:sz w:val="21"/>
         </w:rPr>
-        <w:t>(d)  Begin blood transfusion</w:t>
+        <w:t xml:space="preserve">(d)  Killed vaccines are only effective with a single dose </w:t>
       </w:r>
     </w:p>
     <w:p>
@@ -1639,7 +1597,7 @@
           <w:i w:val="0"/>
           <w:sz w:val="22"/>
         </w:rPr>
-        <w:t>Answer: c</w:t>
+        <w:t>Answer: b</w:t>
       </w:r>
     </w:p>
     <w:p>
@@ -1664,7 +1622,7 @@
           <w:b/>
           <w:color w:val="1E7B1E"/>
         </w:rPr>
-        <w:t>c</w:t>
+        <w:t>b</w:t>
       </w:r>
     </w:p>
     <w:p>
@@ -1678,7 +1636,7 @@
         <w:t xml:space="preserve">🧠 Clinical Rationale: </w:t>
       </w:r>
       <w:r>
-        <w:t>The FIRST-LINE management of POSTPARTUM HEMORRHAGE is a UTEROTONIC — OXYTOCIN 10 IU IV/IM — to contract the uterus and control bleeding ('active management of the third stage' includes uterotonics). Tranexamic acid and blood transfusion are adjuncts; hysterectomy is the LAST resort when other measures fail.</w:t>
+        <w:t>KILLED (INACTIVATED) VACCINES produce a weaker immune response than live vaccines and TYPICALLY REQUIRE BOOSTER DOSES to maintain protective immunity (e.g., IPV, hepatitis B, tetanus toxoid, rabies). Live attenuated vaccines generally give longer-lasting immunity with fewer boosters.</w:t>
       </w:r>
     </w:p>
     <w:p>
@@ -1692,7 +1650,7 @@
         <w:t xml:space="preserve">🔍 Key Clues: </w:t>
       </w:r>
       <w:r>
-        <w:t>PPH first-line: oxytocin (uterotonic) → massage, tranexamic, fluids, then surgical.</w:t>
+        <w:t>Killed vaccines → weaker response → boosters needed.</w:t>
       </w:r>
     </w:p>
     <w:p>
@@ -1706,7 +1664,7 @@
         <w:t xml:space="preserve">🚨 Priority Principle: </w:t>
       </w:r>
       <w:r>
-        <w:t>Patient safety and the ABC (airway, breathing, circulation) priorities come before diagnosis, documentation and non-urgent tasks.</w:t>
+        <w:t>Medication safety — the right drug, right dose, right route, right time and right patient — governs every administration decision.</w:t>
       </w:r>
     </w:p>
     <w:p>
@@ -1720,7 +1678,7 @@
         <w:t xml:space="preserve">❌ Why Not Other Options: </w:t>
       </w:r>
       <w:r>
-        <w:t>a — Tranexamic is adjunctive, not first-line. | b — Hysterectomy is the last resort. | d — Transfusion follows resuscitation, not first.</w:t>
+        <w:t>a — Killed vaccines do require boosters. | c — Lifelong immunity without boosters is a live-vaccine feature. | d — Multiple doses + boosters are the norm.</w:t>
       </w:r>
     </w:p>
     <w:p>
@@ -1735,7 +1693,7 @@
         <w:t xml:space="preserve">⚠️ Exam Trap: </w:t>
       </w:r>
       <w:r>
-        <w:t>PPH ladder: uterotonic → bimanual compression → tranexamic → balloon → surgery — oxytocin first.</w:t>
+        <w:t>Live = strong/long immunity; killed = weaker → boosters — the general rule.</w:t>
       </w:r>
     </w:p>
     <w:p>
@@ -1749,7 +1707,7 @@
         <w:t xml:space="preserve">🩺 Clinical Thinking: </w:t>
       </w:r>
       <w:r>
-        <w:t>Identify (the problem) → Stabilize (ABC / patient safety) → Reassess (response) → Document (findings).</w:t>
+        <w:t>Recall (the key fact) → Connect (related high-yield facts) → Apply (exam context).</w:t>
       </w:r>
     </w:p>
     <w:p>
@@ -1764,7 +1722,7 @@
         <w:t xml:space="preserve">💎 PNC Pearl: </w:t>
       </w:r>
       <w:r>
-        <w:t>PPH first-line: oxytocin.</w:t>
+        <w:t>Killed vaccines: booster doses required.</w:t>
       </w:r>
     </w:p>
     <w:p>
@@ -1791,7 +1749,7 @@
         <w:t xml:space="preserve">Question: </w:t>
       </w:r>
       <w:r>
-        <w:t>Which of the following is true about the biophysical profile in obstetrical assessment? (OBGY)</w:t>
+        <w:t>A community health nurse is analyzing the demographic profile of a rural population during a health planning session. The age-sex pyramid shows a narrow top and a wide base. What does this demographic pattern indicate about the population? (CHN)</w:t>
       </w:r>
     </w:p>
     <w:p>
@@ -1804,7 +1762,7 @@
           <w:i w:val="0"/>
           <w:sz w:val="21"/>
         </w:rPr>
-        <w:t>(a)  It assesses fetal well-being using fetal heart rate patterns only.</w:t>
+        <w:t xml:space="preserve">(a)  Low birth rate and low death rate </w:t>
       </w:r>
     </w:p>
     <w:p>
@@ -1817,7 +1775,7 @@
           <w:i w:val="0"/>
           <w:sz w:val="21"/>
         </w:rPr>
-        <w:t xml:space="preserve">(b)  It includes fetal breathing movements, gross body movements, fetal tone, amniotic fluid volume, and non-stress test results. </w:t>
+        <w:t>(b)  High birth rate and high death rate</w:t>
       </w:r>
     </w:p>
     <w:p>
@@ -1830,7 +1788,7 @@
           <w:i w:val="0"/>
           <w:sz w:val="21"/>
         </w:rPr>
-        <w:t>(c)  It is solely based on ultrasound assessment without fetal monitoring.</w:t>
+        <w:t>(c)  Low birth rate and high death rate</w:t>
       </w:r>
     </w:p>
     <w:p>
@@ -1843,7 +1801,7 @@
           <w:i w:val="0"/>
           <w:sz w:val="21"/>
         </w:rPr>
-        <w:t>(d)  It is performed only during the first trimester of pregnancy.</w:t>
+        <w:t>(d)  High birth rate and low death rate</w:t>
       </w:r>
     </w:p>
     <w:p>
@@ -1895,7 +1853,7 @@
         <w:t xml:space="preserve">🧠 Clinical Rationale: </w:t>
       </w:r>
       <w:r>
-        <w:t>The BIOPHYSICAL PROFILE (BPP) assesses fetal well-being using FIVE components: fetal BREATHING movements, GROSS BODY movements, fetal TONE, AMNIOTIC FLUID volume (all by ultrasound) plus the NON-STRESS TEST (NST) — 2 points each, total 10. It is performed in the third trimester (usually from ~32 weeks), not just ultrasound, and not in the first trimester.</w:t>
+        <w:t>A NARROW TOP and WIDE BASE age-sex pyramid is an EXPANSIVE pyramid — it indicates HIGH BIRTH RATE (large young population at the base) AND HIGH DEATH RATE (narrowing at the top from high mortality). It is typical of developing/less-developed populations with high fertility.</w:t>
       </w:r>
     </w:p>
     <w:p>
@@ -1909,7 +1867,7 @@
         <w:t xml:space="preserve">🔍 Key Clues: </w:t>
       </w:r>
       <w:r>
-        <w:t>BPP = NST + breathing + movement + tone + amniotic fluid (5 components, max 10).</w:t>
+        <w:t>Wide base + narrow top = expansive pyramid = high birth + high death rate.</w:t>
       </w:r>
     </w:p>
     <w:p>
@@ -1923,7 +1881,7 @@
         <w:t xml:space="preserve">🚨 Priority Principle: </w:t>
       </w:r>
       <w:r>
-        <w:t>Mother-and-baby safety first — prevent complications before they occur and act promptly when they do.</w:t>
+        <w:t>Recall the core fact precisely, then apply it to the clinical context.</w:t>
       </w:r>
     </w:p>
     <w:p>
@@ -1937,7 +1895,7 @@
         <w:t xml:space="preserve">❌ Why Not Other Options: </w:t>
       </w:r>
       <w:r>
-        <w:t>a — It includes ultrasound parameters, not FHR alone. | c — It includes the NST (fetal monitoring) too. | d — It is done in the third trimester, not first.</w:t>
+        <w:t>a — Low birth/low death = constrictive (column) pyramid. | c — Low birth + high death is not the pattern. | d — High birth + low death = expanding young pyramid without the top narrowing.</w:t>
       </w:r>
     </w:p>
     <w:p>
@@ -1952,7 +1910,7 @@
         <w:t xml:space="preserve">⚠️ Exam Trap: </w:t>
       </w:r>
       <w:r>
-        <w:t>BPP components: NST (2) + breathing (2) + movement (2) + tone (2) + AFV (2) = 10.</w:t>
+        <w:t>Pyramid shapes: expansive (wide base) = high BR/DR; constrictive (narrow base) = low BR/DR.</w:t>
       </w:r>
     </w:p>
     <w:p>
@@ -1981,7 +1939,7 @@
         <w:t xml:space="preserve">💎 PNC Pearl: </w:t>
       </w:r>
       <w:r>
-        <w:t>BPP: NST + breathing + movement + tone + amniotic fluid.</w:t>
+        <w:t>Wide-base narrow-top pyramid: high birth and death rates.</w:t>
       </w:r>
     </w:p>
     <w:p>
@@ -2008,7 +1966,7 @@
         <w:t xml:space="preserve">Question: </w:t>
       </w:r>
       <w:r>
-        <w:t>A patient is in labour, when does the second stage of labour starts? (OBGY)</w:t>
+        <w:t>A community health nurse is counseling a group of women on incorporating high-protein foods into their diet to address malnutrition. Which of the following foods contains the highest amount of protein per serving? (CHN)</w:t>
       </w:r>
     </w:p>
     <w:p>
@@ -2021,7 +1979,7 @@
           <w:i w:val="0"/>
           <w:sz w:val="21"/>
         </w:rPr>
-        <w:t>(a)  At full cervical dilation (10 cm)</w:t>
+        <w:t>(a)  Lentils</w:t>
       </w:r>
     </w:p>
     <w:p>
@@ -2034,7 +1992,7 @@
           <w:i w:val="0"/>
           <w:sz w:val="21"/>
         </w:rPr>
-        <w:t>(b)  At 8 cm cervical dilation with strong expulsive contractions</w:t>
+        <w:t xml:space="preserve">(b)  Soybean </w:t>
       </w:r>
     </w:p>
     <w:p>
@@ -2047,7 +2005,7 @@
           <w:i w:val="0"/>
           <w:sz w:val="21"/>
         </w:rPr>
-        <w:t>(c)  At the onset of regular uterine contractions</w:t>
+        <w:t>(c)  Eggs</w:t>
       </w:r>
     </w:p>
     <w:p>
@@ -2060,7 +2018,7 @@
           <w:i w:val="0"/>
           <w:sz w:val="21"/>
         </w:rPr>
-        <w:t>(d)  At rupture of membranes</w:t>
+        <w:t>(d)  Rice</w:t>
       </w:r>
     </w:p>
     <w:p>
@@ -2073,7 +2031,7 @@
           <w:i w:val="0"/>
           <w:sz w:val="22"/>
         </w:rPr>
-        <w:t>Answer: a</w:t>
+        <w:t>Answer: b</w:t>
       </w:r>
     </w:p>
     <w:p>
@@ -2098,7 +2056,7 @@
           <w:b/>
           <w:color w:val="1E7B1E"/>
         </w:rPr>
-        <w:t>a</w:t>
+        <w:t>b</w:t>
       </w:r>
     </w:p>
     <w:p>
@@ -2112,7 +2070,7 @@
         <w:t xml:space="preserve">🧠 Clinical Rationale: </w:t>
       </w:r>
       <w:r>
-        <w:t>The SECOND STAGE OF LABOUR begins at FULL CERVICAL DILATION (10 cm) and ends with delivery of the baby — it is the pushing stage. The first stage (onset of regular contractions to full dilation) includes latent, active and transition phases; rupture of membranes can occur at any point.</w:t>
+        <w:t>SOYBEAN contains the HIGHEST amount of protein per serving (~36-40 g/100 g) — the richest protein source among the options. Lentils ~24 g (cooked), eggs ~13 g, rice ~7 g. The keyed answer is soybean.</w:t>
       </w:r>
     </w:p>
     <w:p>
@@ -2126,7 +2084,7 @@
         <w:t xml:space="preserve">🔍 Key Clues: </w:t>
       </w:r>
       <w:r>
-        <w:t>Second stage = full dilation (10 cm) to delivery of the baby.</w:t>
+        <w:t>Protein-rich food champion: soybean.</w:t>
       </w:r>
     </w:p>
     <w:p>
@@ -2154,7 +2112,7 @@
         <w:t xml:space="preserve">❌ Why Not Other Options: </w:t>
       </w:r>
       <w:r>
-        <w:t>b — 8 cm is still the first (transition) stage. | c — Regular contractions = onset of the first stage. | d — ROM is not the stage marker.</w:t>
+        <w:t>a — Lentils ~24 g/100 g (dry). | c — Eggs ~13 g/100 g. | d — Rice ~7 g/100 g.</w:t>
       </w:r>
     </w:p>
     <w:p>
@@ -2169,7 +2127,7 @@
         <w:t xml:space="preserve">⚠️ Exam Trap: </w:t>
       </w:r>
       <w:r>
-        <w:t>Stage boundaries: 1st = onset→10 cm; 2nd = 10 cm→baby; 3rd = placenta; 4th = 1-2 h observation.</w:t>
+        <w:t>Soybean is the highest plant protein — it outranks eggs and legumes gram-for-gram.</w:t>
       </w:r>
     </w:p>
     <w:p>
@@ -2198,7 +2156,7 @@
         <w:t xml:space="preserve">💎 PNC Pearl: </w:t>
       </w:r>
       <w:r>
-        <w:t>Second stage of labour: begins at full (10 cm) dilation.</w:t>
+        <w:t>Highest protein per serving: soybean.</w:t>
       </w:r>
     </w:p>
     <w:p>
@@ -2225,7 +2183,7 @@
         <w:t xml:space="preserve">Question: </w:t>
       </w:r>
       <w:r>
-        <w:t>Which of the following maneuvers is specifically used for head delivery during labour? (OBGY)</w:t>
+        <w:t>A public health nurse is explaining the features of the Ayushman Bharat Digital Mission to a group of healthcare workers during a training session. What is the primary purpose of the unique health ID provided under this mission? (CHN)</w:t>
       </w:r>
     </w:p>
     <w:p>
@@ -2238,7 +2196,7 @@
           <w:i w:val="0"/>
           <w:sz w:val="21"/>
         </w:rPr>
-        <w:t>(a)  Ritgen maneuver</w:t>
+        <w:t xml:space="preserve">(a)  To provide financial assistance for hospital admissions </w:t>
       </w:r>
     </w:p>
     <w:p>
@@ -2251,7 +2209,7 @@
           <w:i w:val="0"/>
           <w:sz w:val="21"/>
         </w:rPr>
-        <w:t>(b)  McRoberts maneuver</w:t>
+        <w:t>(b)  To create a universal health identity for seamless healthcare access</w:t>
       </w:r>
     </w:p>
     <w:p>
@@ -2264,7 +2222,7 @@
           <w:i w:val="0"/>
           <w:sz w:val="21"/>
         </w:rPr>
-        <w:t>(c)  Pinard's maneuver</w:t>
+        <w:t xml:space="preserve">(c)  To track vaccination records only </w:t>
       </w:r>
     </w:p>
     <w:p>
@@ -2277,7 +2235,7 @@
           <w:i w:val="0"/>
           <w:sz w:val="21"/>
         </w:rPr>
-        <w:t>(d)  Woods screw maneuver</w:t>
+        <w:t xml:space="preserve">(d)  To monitor disease outbreaks in real-time </w:t>
       </w:r>
     </w:p>
     <w:p>
@@ -2290,7 +2248,7 @@
           <w:i w:val="0"/>
           <w:sz w:val="22"/>
         </w:rPr>
-        <w:t>Answer: a</w:t>
+        <w:t>Answer: b</w:t>
       </w:r>
     </w:p>
     <w:p>
@@ -2315,7 +2273,7 @@
           <w:b/>
           <w:color w:val="1E7B1E"/>
         </w:rPr>
-        <w:t>a</w:t>
+        <w:t>b</w:t>
       </w:r>
     </w:p>
     <w:p>
@@ -2329,7 +2287,7 @@
         <w:t xml:space="preserve">🧠 Clinical Rationale: </w:t>
       </w:r>
       <w:r>
-        <w:t>THE RITGEN MANEUVER is used for HEAD DELIVERY — pressure is applied through the perineum on the fetal chin while the occiput is supported, to control extension and deliver the head slowly, protecting the perineum. McRoberts and Woods screw are for SHOULDER dystocia; Pinard's is for breech footling.</w:t>
+        <w:t>The AYUSHMAN BHARAT DIGITAL MISSION (ABDM) provides a UNIQUE HEALTH ID (ABHA) to create a UNIVERSAL HEALTH IDENTITY that links a person's health records digitally, enabling SEAMLESS ACCESS to healthcare across providers — the 'digital backbone' of healthcare. It is not financial assistance, vaccination-only, or outbreak surveillance.</w:t>
       </w:r>
     </w:p>
     <w:p>
@@ -2343,7 +2301,7 @@
         <w:t xml:space="preserve">🔍 Key Clues: </w:t>
       </w:r>
       <w:r>
-        <w:t>Ritgen = controlled head delivery (chin pressure through the perineum).</w:t>
+        <w:t>ABDM unique health ID (ABHA) = universal health identity for seamless access.</w:t>
       </w:r>
     </w:p>
     <w:p>
@@ -2357,7 +2315,7 @@
         <w:t xml:space="preserve">🚨 Priority Principle: </w:t>
       </w:r>
       <w:r>
-        <w:t>Mother-and-baby safety first — prevent complications before they occur and act promptly when they do.</w:t>
+        <w:t>Recall the core fact precisely, then apply it to the clinical context.</w:t>
       </w:r>
     </w:p>
     <w:p>
@@ -2371,7 +2329,7 @@
         <w:t xml:space="preserve">❌ Why Not Other Options: </w:t>
       </w:r>
       <w:r>
-        <w:t>b — McRoberts = shoulder dystocia (flex thighs). | c — Pinard's = breech delivery. | d — Woods screw = shoulder rotation in dystocia.</w:t>
+        <w:t>a — Financial assistance = PM-JAY, not the digital ID. | c — It covers all health records, not just vaccination. | d — Outbreak monitoring is surveillance, not the ID purpose.</w:t>
       </w:r>
     </w:p>
     <w:p>
@@ -2386,7 +2344,7 @@
         <w:t xml:space="preserve">⚠️ Exam Trap: </w:t>
       </w:r>
       <w:r>
-        <w:t>Head delivery = Ritgen; shoulder dystocia = McRoberts, suprapubic pressure, Woods, Rubin.</w:t>
+        <w:t>ABDM/ABHA = digital identity + records portability; PM-JAY = insurance — two different 'Ayushman' arms.</w:t>
       </w:r>
     </w:p>
     <w:p>
@@ -2415,7 +2373,7 @@
         <w:t xml:space="preserve">💎 PNC Pearl: </w:t>
       </w:r>
       <w:r>
-        <w:t>Ritgen maneuver: controlled head delivery.</w:t>
+        <w:t>ABDM health ID: universal health identity.</w:t>
       </w:r>
     </w:p>
     <w:p>
@@ -2442,21 +2400,7 @@
         <w:t xml:space="preserve">Question: </w:t>
       </w:r>
       <w:r>
-        <w:t>In cervicography crossing, which line indicates abnormal labour? (OBGY)</w:t>
-      </w:r>
-    </w:p>
-    <w:p>
-      <w:pPr>
-        <w:spacing w:after="40" w:before="0"/>
-      </w:pPr>
-      <w:r>
-        <w:rPr>
-          <w:b w:val="0"/>
-          <w:i/>
-          <w:color w:val="B45F06"/>
-          <w:sz w:val="20"/>
-        </w:rPr>
-        <w:t>[ IMAGE: N9-M52 — image in the Image Bank, to be inserted ]</w:t>
+        <w:t>A community health nurse is developing a plan to improve maternal and child health outcomes in a rural area under the Reproductive and Child Health (RCH) program. Which framework integrates adolescent health with reproductive and child health services? (CHN)</w:t>
       </w:r>
     </w:p>
     <w:p>
@@ -2469,7 +2413,7 @@
           <w:i w:val="0"/>
           <w:sz w:val="21"/>
         </w:rPr>
-        <w:t xml:space="preserve">(a)  Alert line </w:t>
+        <w:t>(a)  RMNCH</w:t>
       </w:r>
     </w:p>
     <w:p>
@@ -2482,7 +2426,7 @@
           <w:i w:val="0"/>
           <w:sz w:val="21"/>
         </w:rPr>
-        <w:t>(b)  Action line</w:t>
+        <w:t>(b)  RMNCH+A</w:t>
       </w:r>
     </w:p>
     <w:p>
@@ -2495,7 +2439,7 @@
           <w:i w:val="0"/>
           <w:sz w:val="21"/>
         </w:rPr>
-        <w:t>(c)  Slow progress</w:t>
+        <w:t xml:space="preserve">(c)  NRHM </w:t>
       </w:r>
     </w:p>
     <w:p>
@@ -2508,7 +2452,7 @@
           <w:i w:val="0"/>
           <w:sz w:val="21"/>
         </w:rPr>
-        <w:t xml:space="preserve">(d)  No descent </w:t>
+        <w:t>(d)  ASHA</w:t>
       </w:r>
     </w:p>
     <w:p>
@@ -2521,7 +2465,7 @@
           <w:i w:val="0"/>
           <w:sz w:val="22"/>
         </w:rPr>
-        <w:t>Answer: a</w:t>
+        <w:t>Answer: b</w:t>
       </w:r>
     </w:p>
     <w:p>
@@ -2546,7 +2490,7 @@
           <w:b/>
           <w:color w:val="1E7B1E"/>
         </w:rPr>
-        <w:t>a</w:t>
+        <w:t>b</w:t>
       </w:r>
     </w:p>
     <w:p>
@@ -2560,7 +2504,7 @@
         <w:t xml:space="preserve">🧠 Clinical Rationale: </w:t>
       </w:r>
       <w:r>
-        <w:t>In the PARTOGRAPH, crossing the ALERT LINE indicates that labour has DEVIATED from normal progress (abnormal/prolonged labour) and needs closer monitoring and reassessment; the ACTION LINE, 4 hours to its right, is the point where active intervention is MANDATORY. The question asks which line indicates abnormal labour — the ALERT line is the marker of deviation from normal.</w:t>
+        <w:t>RMNCH+A is the framework that ADDS 'A' for ADOLESCENTS to Reproductive, Maternal, Newborn and Child Health — the continuum-of-care approach adopted under the NHM. RMNCH alone omits adolescents; NRHM is the umbrella mission; ASHA is a community health worker.</w:t>
       </w:r>
     </w:p>
     <w:p>
@@ -2574,7 +2518,7 @@
         <w:t xml:space="preserve">🔍 Key Clues: </w:t>
       </w:r>
       <w:r>
-        <w:t>Partograph: alert line = warning; action line = abnormal labour → intervene.</w:t>
+        <w:t>The '+A' = Adolescents → RMNCH+A.</w:t>
       </w:r>
     </w:p>
     <w:p>
@@ -2602,7 +2546,7 @@
         <w:t xml:space="preserve">❌ Why Not Other Options: </w:t>
       </w:r>
       <w:r>
-        <w:t>b — Action line = point of mandatory intervention (4 h after alert). | c — 'Slow progress' is not a named partograph line. | d — 'No descent' is an observation, not a line.</w:t>
+        <w:t>a — RMNCH lacks the adolescent component. | c — NRHM is the overall rural mission. | d — ASHA is the community health worker.</w:t>
       </w:r>
     </w:p>
     <w:p>
@@ -2617,7 +2561,7 @@
         <w:t xml:space="preserve">⚠️ Exam Trap: </w:t>
       </w:r>
       <w:r>
-        <w:t>Alert → observe; Action (4 h later) → act (augment/refer).</w:t>
+        <w:t>RMNCH + A = the 'A' stands for adolescents — a hallmark NHM framework.</w:t>
       </w:r>
     </w:p>
     <w:p>
@@ -2646,7 +2590,7 @@
         <w:t xml:space="preserve">💎 PNC Pearl: </w:t>
       </w:r>
       <w:r>
-        <w:t>Partograph action line = abnormal labour.</w:t>
+        <w:t>RMNCH+A integrates adolescent health.</w:t>
       </w:r>
     </w:p>
     <w:p>
@@ -2673,7 +2617,7 @@
         <w:t xml:space="preserve">Question: </w:t>
       </w:r>
       <w:r>
-        <w:t>A patient in labour has a cervical dilatation of 6 cm with contractions every 5 minutes. What is the appropriate nursing action? (OBGY)</w:t>
+        <w:t>A pediatric nurse is educating parents about the inactivated polio vaccine (IPV) during a routine immunization visit for their 2-month-old child. Which of the following statements about IPV is true?  (CHN)</w:t>
       </w:r>
     </w:p>
     <w:p>
@@ -2686,7 +2630,7 @@
           <w:i w:val="0"/>
           <w:sz w:val="21"/>
         </w:rPr>
-        <w:t>(a)  Immediate augmentation</w:t>
+        <w:t>(a)  IPV is administered orally to prevent polio</w:t>
       </w:r>
     </w:p>
     <w:p>
@@ -2699,7 +2643,7 @@
           <w:i w:val="0"/>
           <w:sz w:val="21"/>
         </w:rPr>
-        <w:t xml:space="preserve">(b)  Monitor contractions and FHR </w:t>
+        <w:t xml:space="preserve">(b)  IPV is a live attenuated vaccine </w:t>
       </w:r>
     </w:p>
     <w:p>
@@ -2712,7 +2656,7 @@
           <w:i w:val="0"/>
           <w:sz w:val="21"/>
         </w:rPr>
-        <w:t>(c)  Prepare for delivery</w:t>
+        <w:t>(c)  IPV is given as an injectable vaccine to provide immunity against polio</w:t>
       </w:r>
     </w:p>
     <w:p>
@@ -2725,7 +2669,7 @@
           <w:i w:val="0"/>
           <w:sz w:val="21"/>
         </w:rPr>
-        <w:t>(d)  Administer oxytocin</w:t>
+        <w:t>(d)  IPV requires only a single dose for lifelong immunity</w:t>
       </w:r>
     </w:p>
     <w:p>
@@ -2738,7 +2682,7 @@
           <w:i w:val="0"/>
           <w:sz w:val="22"/>
         </w:rPr>
-        <w:t>Answer: b</w:t>
+        <w:t>Answer: c</w:t>
       </w:r>
     </w:p>
     <w:p>
@@ -2763,7 +2707,7 @@
           <w:b/>
           <w:color w:val="1E7B1E"/>
         </w:rPr>
-        <w:t>b</w:t>
+        <w:t>c</w:t>
       </w:r>
     </w:p>
     <w:p>
@@ -2777,7 +2721,7 @@
         <w:t xml:space="preserve">🧠 Clinical Rationale: </w:t>
       </w:r>
       <w:r>
-        <w:t>At 6 cm dilation with contractions every 5 minutes the patient is in the ACTIVE phase progressing normally — the appropriate action is to CONTINUE MONITORING CONTRACTIONS AND THE FETAL HEART RATE (routine active-phase care). Augmentation/oxytocin is only for inadequate progress; delivery preparation is premature at 6 cm.</w:t>
+        <w:t>IPV (INACTIVATED POLIO VACCINE) is an INJECTABLE vaccine (IM) containing killed poliovirus — it provides humoral immunity against polio and cannot cause vaccine-associated paralysis. OPV is the oral live-attenuated vaccine; IPV is given at 6, 10 and 14 weeks (plus booster), not a single dose.</w:t>
       </w:r>
     </w:p>
     <w:p>
@@ -2791,7 +2735,7 @@
         <w:t xml:space="preserve">🔍 Key Clues: </w:t>
       </w:r>
       <w:r>
-        <w:t>Active phase, normal contractions → monitor contractions + FHR.</w:t>
+        <w:t>IPV = inactivated → injectable; OPV = live → oral.</w:t>
       </w:r>
     </w:p>
     <w:p>
@@ -2805,7 +2749,7 @@
         <w:t xml:space="preserve">🚨 Priority Principle: </w:t>
       </w:r>
       <w:r>
-        <w:t>Recall the core fact precisely, then apply it to the clinical context.</w:t>
+        <w:t>Medication safety — the right drug, right dose, right route, right time and right patient — governs every administration decision.</w:t>
       </w:r>
     </w:p>
     <w:p>
@@ -2819,7 +2763,7 @@
         <w:t xml:space="preserve">❌ Why Not Other Options: </w:t>
       </w:r>
       <w:r>
-        <w:t>a — Augmentation is only for inadequate progress. | c — Preparation for delivery is premature at 6 cm. | d — Oxytocin is not given for normal progress.</w:t>
+        <w:t>a — Oral is OPV, not IPV. | b — IPV is inactivated, not live. | d — IPV requires multiple doses, not one.</w:t>
       </w:r>
     </w:p>
     <w:p>
@@ -2834,7 +2778,7 @@
         <w:t xml:space="preserve">⚠️ Exam Trap: </w:t>
       </w:r>
       <w:r>
-        <w:t>Intervene only when progress stalls or fetal compromise appears — normal active labour needs monitoring.</w:t>
+        <w:t>IPV (Salk, injectable, killed) vs OPV (Sabin, oral, live) — route + type pair them.</w:t>
       </w:r>
     </w:p>
     <w:p>
@@ -2863,7 +2807,7 @@
         <w:t xml:space="preserve">💎 PNC Pearl: </w:t>
       </w:r>
       <w:r>
-        <w:t>Active labour at 6 cm: monitor contractions and FHR.</w:t>
+        <w:t>IPV: injectable inactivated polio vaccine.</w:t>
       </w:r>
     </w:p>
     <w:p>
@@ -2890,21 +2834,7 @@
         <w:t xml:space="preserve">Question: </w:t>
       </w:r>
       <w:r>
-        <w:t xml:space="preserve">Identify the pattern shown in the CTG strip. (OBGY) </w:t>
-      </w:r>
-    </w:p>
-    <w:p>
-      <w:pPr>
-        <w:spacing w:after="40" w:before="0"/>
-      </w:pPr>
-      <w:r>
-        <w:rPr>
-          <w:b w:val="0"/>
-          <w:i/>
-          <w:color w:val="B45F06"/>
-          <w:sz w:val="20"/>
-        </w:rPr>
-        <w:t>[ IMAGE: N9-M54 — image in the Image Bank, to be inserted ]</w:t>
+        <w:t>A public health nurse is conducting a training session for nursing students on the components of vaccines. One student asks about the role of adjuvants in vaccines. Which of the following statements is true about adjuvants? (CHN)</w:t>
       </w:r>
     </w:p>
     <w:p>
@@ -2917,7 +2847,7 @@
           <w:i w:val="0"/>
           <w:sz w:val="21"/>
         </w:rPr>
-        <w:t>(a)  Early deceleration</w:t>
+        <w:t xml:space="preserve">(a)  Adjuvants weaken the immune response to vaccines    </w:t>
       </w:r>
     </w:p>
     <w:p>
@@ -2930,7 +2860,7 @@
           <w:i w:val="0"/>
           <w:sz w:val="21"/>
         </w:rPr>
-        <w:t>(b)  Fetal tachycardia</w:t>
+        <w:t>(b)  Adjuvants are used to enhance the immune response to vaccines</w:t>
       </w:r>
     </w:p>
     <w:p>
@@ -2943,7 +2873,7 @@
           <w:i w:val="0"/>
           <w:sz w:val="21"/>
         </w:rPr>
-        <w:t>(c)  Fetal bradycardia</w:t>
+        <w:t>(c)  Adjuvants are live pathogens included in vaccines</w:t>
       </w:r>
     </w:p>
     <w:p>
@@ -2956,7 +2886,7 @@
           <w:i w:val="0"/>
           <w:sz w:val="21"/>
         </w:rPr>
-        <w:t xml:space="preserve">(d)  Late deceleration </w:t>
+        <w:t>(d)  Adjuvants prevent the vaccine from being effective</w:t>
       </w:r>
     </w:p>
     <w:p>
@@ -2969,7 +2899,7 @@
           <w:i w:val="0"/>
           <w:sz w:val="22"/>
         </w:rPr>
-        <w:t>Answer: a</w:t>
+        <w:t>Answer: b</w:t>
       </w:r>
     </w:p>
     <w:p>
@@ -2994,7 +2924,7 @@
           <w:b/>
           <w:color w:val="1E7B1E"/>
         </w:rPr>
-        <w:t>a</w:t>
+        <w:t>b</w:t>
       </w:r>
     </w:p>
     <w:p>
@@ -3008,7 +2938,7 @@
         <w:t xml:space="preserve">🧠 Clinical Rationale: </w:t>
       </w:r>
       <w:r>
-        <w:t>Per the CTG strip and the printed key, the pattern shown is EARLY DECELERATION — gradual, symmetrical dips in the fetal heart rate that mirror the contraction (onset at the start, lowest at the peak, recovery by the end), caused by HEAD COMPRESSION; it is a benign, reassuring pattern.</w:t>
+        <w:t>ADJUVANTS are substances (e.g., aluminium salts) added to vaccines to ENHANCE/STRENGTHEN the immune response — they boost immunogenicity so smaller doses or fewer doses are needed. They do not weaken immunity and are not live pathogens.</w:t>
       </w:r>
     </w:p>
     <w:p>
@@ -3022,7 +2952,7 @@
         <w:t xml:space="preserve">🔍 Key Clues: </w:t>
       </w:r>
       <w:r>
-        <w:t>Early deceleration: gradual V-shaped dip mirroring contractions (head compression).</w:t>
+        <w:t>Adjuvant (e.g., aluminium) = boosts the vaccine immune response.</w:t>
       </w:r>
     </w:p>
     <w:p>
@@ -3036,7 +2966,7 @@
         <w:t xml:space="preserve">🚨 Priority Principle: </w:t>
       </w:r>
       <w:r>
-        <w:t>Recall the core fact precisely, then apply it to the clinical context.</w:t>
+        <w:t>Medication safety — the right drug, right dose, right route, right time and right patient — governs every administration decision.</w:t>
       </w:r>
     </w:p>
     <w:p>
@@ -3050,7 +2980,7 @@
         <w:t xml:space="preserve">❌ Why Not Other Options: </w:t>
       </w:r>
       <w:r>
-        <w:t>b — Tachycardia = baseline &gt; 160 bpm. | c — Bradycardia = baseline &lt; 110 bpm. | d — Late deceleration = dip AFTER the contraction peak.</w:t>
+        <w:t>a — Adjuvants strengthen, not weaken, the response. | c — Adjuvants are not pathogens. | d — They make vaccines MORE effective.</w:t>
       </w:r>
     </w:p>
     <w:p>
@@ -3065,7 +2995,7 @@
         <w:t xml:space="preserve">⚠️ Exam Trap: </w:t>
       </w:r>
       <w:r>
-        <w:t>Early = head (benign, mirrors contraction); late = placental (ominous, after peak); variable = cord.</w:t>
+        <w:t>Adjuvants = immune boosters (aluminium salts) — remember 'adj-UP-vants'.</w:t>
       </w:r>
     </w:p>
     <w:p>
@@ -3094,22 +3024,7 @@
         <w:t xml:space="preserve">💎 PNC Pearl: </w:t>
       </w:r>
       <w:r>
-        <w:t>CTG pattern shown: early deceleration.</w:t>
-      </w:r>
-    </w:p>
-    <w:p>
-      <w:pPr>
-        <w:spacing w:after="20" w:before="0"/>
-      </w:pPr>
-      <w:r>
-        <w:rPr>
-          <w:b/>
-          <w:color w:val="B45F06"/>
-        </w:rPr>
-        <w:t xml:space="preserve">📌 Note: </w:t>
-      </w:r>
-      <w:r>
-        <w:t>📌 The CTG strip for this question is NOT present in the PDF — source it from the original paper and drop it into the Images folder as N9-M54.png.</w:t>
+        <w:t>Adjuvants enhance the vaccine immune response.</w:t>
       </w:r>
     </w:p>
     <w:p>
@@ -3136,7 +3051,7 @@
         <w:t xml:space="preserve">Question: </w:t>
       </w:r>
       <w:r>
-        <w:t>Among the following, which food provides the highest amount of protein per 100 grams? (B&amp;N)</w:t>
+        <w:t>A community health nurse is preparing for the annual nutrition awareness activities in September, focusing on malnutrition prevention among children and women. She plans to organize events. Under which national program does it primarily fall? (CHN)</w:t>
       </w:r>
     </w:p>
     <w:p>
@@ -3149,7 +3064,7 @@
           <w:i w:val="0"/>
           <w:sz w:val="21"/>
         </w:rPr>
-        <w:t>(a)  Egg</w:t>
+        <w:t xml:space="preserve">(a)  Ayushman Bharat </w:t>
       </w:r>
     </w:p>
     <w:p>
@@ -3162,7 +3077,7 @@
           <w:i w:val="0"/>
           <w:sz w:val="21"/>
         </w:rPr>
-        <w:t>(b)  Soybean</w:t>
+        <w:t xml:space="preserve">(b)  Swachh Bharat Abhiyan </w:t>
       </w:r>
     </w:p>
     <w:p>
@@ -3175,7 +3090,7 @@
           <w:i w:val="0"/>
           <w:sz w:val="21"/>
         </w:rPr>
-        <w:t>(c)  Mutton</w:t>
+        <w:t xml:space="preserve">(c)  Poshan Abhiyaan </w:t>
       </w:r>
     </w:p>
     <w:p>
@@ -3188,7 +3103,7 @@
           <w:i w:val="0"/>
           <w:sz w:val="21"/>
         </w:rPr>
-        <w:t>(d)  Peanuts</w:t>
+        <w:t xml:space="preserve">(d)  National Health Mission </w:t>
       </w:r>
     </w:p>
     <w:p>
@@ -3201,7 +3116,7 @@
           <w:i w:val="0"/>
           <w:sz w:val="22"/>
         </w:rPr>
-        <w:t>Answer: b</w:t>
+        <w:t>Answer: c</w:t>
       </w:r>
     </w:p>
     <w:p>
@@ -3226,7 +3141,7 @@
           <w:b/>
           <w:color w:val="1E7B1E"/>
         </w:rPr>
-        <w:t>b</w:t>
+        <w:t>c</w:t>
       </w:r>
     </w:p>
     <w:p>
@@ -3240,7 +3155,7 @@
         <w:t xml:space="preserve">🧠 Clinical Rationale: </w:t>
       </w:r>
       <w:r>
-        <w:t>SOYBEAN provides the HIGHEST protein per 100 g (~36-40 g) among the options — it is the richest plant protein source. Mutton ~18-20 g, egg ~13 g, peanuts ~25-26 g (but soybean is higher). The keyed answer is soybean.</w:t>
+        <w:t>SEPTEMBER is observed as POSHAN MAH (Nutrition Month) under POSHAN ABHIYAAN (National Nutrition Mission) — the September nutrition-awareness activities for preventing malnutrition in children and women fall under this program. Ayushman Bharat is health insurance; Swachh Bharat is sanitation; NHM is the health mission.</w:t>
       </w:r>
     </w:p>
     <w:p>
@@ -3254,7 +3169,7 @@
         <w:t xml:space="preserve">🔍 Key Clues: </w:t>
       </w:r>
       <w:r>
-        <w:t>Protein per 100 g: soybean ~36-40 g &gt; peanuts ~25 g &gt; mutton ~19 g &gt; egg ~13 g.</w:t>
+        <w:t>September nutrition activities = Poshan Maah under Poshan Abhiyaan.</w:t>
       </w:r>
     </w:p>
     <w:p>
@@ -3282,7 +3197,7 @@
         <w:t xml:space="preserve">❌ Why Not Other Options: </w:t>
       </w:r>
       <w:r>
-        <w:t>a — Egg ≈ 13 g/100 g. | c — Mutton ≈ 18-20 g/100 g. | d — Peanuts ≈ 25-26 g/100 g.</w:t>
+        <w:t>a — Ayushman Bharat = health insurance. | b — Swachh Bharat = sanitation. | d — NHM is the umbrella health mission, not the nutrition program.</w:t>
       </w:r>
     </w:p>
     <w:p>
@@ -3297,7 +3212,7 @@
         <w:t xml:space="preserve">⚠️ Exam Trap: </w:t>
       </w:r>
       <w:r>
-        <w:t>Soybean is the plant-protein champion — higher than most meats gram-for-gram.</w:t>
+        <w:t>Poshan Maah = September; Poshan Abhiyaan = the malnutrition program (WCD Ministry).</w:t>
       </w:r>
     </w:p>
     <w:p>
@@ -3326,7 +3241,7 @@
         <w:t xml:space="preserve">💎 PNC Pearl: </w:t>
       </w:r>
       <w:r>
-        <w:t>Highest protein per 100 g: soybean.</w:t>
+        <w:t>September nutrition month: Poshan Abhiyaan.</w:t>
       </w:r>
     </w:p>
     <w:p>
@@ -3353,7 +3268,7 @@
         <w:t xml:space="preserve">Question: </w:t>
       </w:r>
       <w:r>
-        <w:t>In which year was the first National Family Planning Programme launched in India? (CHN)</w:t>
+        <w:t>A nurse is reviewing the treatment plan for a 35-year-old patient diagnosed with pulmonary tuberculosis. The physician emphasizes the use of bactericidal drugs to effectively kill Mycobacterium tuberculosis. Which of the following anti-tubercular drugs is primarily bactericidal? (CHN)</w:t>
       </w:r>
     </w:p>
     <w:p>
@@ -3366,7 +3281,7 @@
           <w:i w:val="0"/>
           <w:sz w:val="21"/>
         </w:rPr>
-        <w:t>(a)  1947</w:t>
+        <w:t>(a)  Ethambutol</w:t>
       </w:r>
     </w:p>
     <w:p>
@@ -3379,7 +3294,7 @@
           <w:i w:val="0"/>
           <w:sz w:val="21"/>
         </w:rPr>
-        <w:t>(b)  1952</w:t>
+        <w:t>(b)  Isoniazid</w:t>
       </w:r>
     </w:p>
     <w:p>
@@ -3392,7 +3307,7 @@
           <w:i w:val="0"/>
           <w:sz w:val="21"/>
         </w:rPr>
-        <w:t>(c)  1961</w:t>
+        <w:t xml:space="preserve">(c)  Pyrazinamide </w:t>
       </w:r>
     </w:p>
     <w:p>
@@ -3405,7 +3320,7 @@
           <w:i w:val="0"/>
           <w:sz w:val="21"/>
         </w:rPr>
-        <w:t>(d)  1971</w:t>
+        <w:t xml:space="preserve">(d)  Both Isoniazid and Pyrazinamide </w:t>
       </w:r>
     </w:p>
     <w:p>
@@ -3418,7 +3333,7 @@
           <w:i w:val="0"/>
           <w:sz w:val="22"/>
         </w:rPr>
-        <w:t>Answer: b</w:t>
+        <w:t>Answer: d</w:t>
       </w:r>
     </w:p>
     <w:p>
@@ -3443,7 +3358,7 @@
           <w:b/>
           <w:color w:val="1E7B1E"/>
         </w:rPr>
-        <w:t>b</w:t>
+        <w:t>d</w:t>
       </w:r>
     </w:p>
     <w:p>
@@ -3457,7 +3372,7 @@
         <w:t xml:space="preserve">🧠 Clinical Rationale: </w:t>
       </w:r>
       <w:r>
-        <w:t>India launched the FIRST NATIONAL FAMILY PLANNING PROGRAMME in 1952 — the first country in the world to do so as an official national programme. It began as the Family Planning Programme (later Family Welfare Programme); the National Population Policy came in 2000.</w:t>
+        <w:t>The BACTERICIDAL anti-TB drugs are ISONIAZID, RIFAMPICIN and PYRAZINAMIDE (each kills mycobacteria in different environments). Ethambutol is BACTERIOSTATIC. Both INH and pyrazinamide are bactericidal — hence option (d) is the keyed answer.</w:t>
       </w:r>
     </w:p>
     <w:p>
@@ -3471,7 +3386,7 @@
         <w:t xml:space="preserve">🔍 Key Clues: </w:t>
       </w:r>
       <w:r>
-        <w:t>India's first national family planning programme: 1952 (world's first).</w:t>
+        <w:t>Bactericidal anti-TB: INH, rifampicin, pyrazinamide; bacteriostatic: ethambutol.</w:t>
       </w:r>
     </w:p>
     <w:p>
@@ -3485,7 +3400,7 @@
         <w:t xml:space="preserve">🚨 Priority Principle: </w:t>
       </w:r>
       <w:r>
-        <w:t>Patient safety and the ABC (airway, breathing, circulation) priorities come before diagnosis, documentation and non-urgent tasks.</w:t>
+        <w:t>Medication safety — the right drug, right dose, right route, right time and right patient — governs every administration decision.</w:t>
       </w:r>
     </w:p>
     <w:p>
@@ -3499,7 +3414,7 @@
         <w:t xml:space="preserve">❌ Why Not Other Options: </w:t>
       </w:r>
       <w:r>
-        <w:t>a — 1947 = independence year. | c — 1961 = census/extension phase. | d — 1971 = Medical Termination of Pregnancy Act.</w:t>
+        <w:t>a — Ethambutol is bacteriostatic. | b — INH is bactericidal but the question wants the pair. | c — PZA is bactericidal but the question wants the pair.</w:t>
       </w:r>
     </w:p>
     <w:p>
@@ -3514,7 +3429,7 @@
         <w:t xml:space="preserve">⚠️ Exam Trap: </w:t>
       </w:r>
       <w:r>
-        <w:t>1952: world's first national family planning programme — a famous GK date.</w:t>
+        <w:t>HRZE: H/R/Z bactericidal, E bacteriostatic — the classic drug-action question.</w:t>
       </w:r>
     </w:p>
     <w:p>
@@ -3528,7 +3443,7 @@
         <w:t xml:space="preserve">🩺 Clinical Thinking: </w:t>
       </w:r>
       <w:r>
-        <w:t>Identify (the problem) → Stabilize (ABC / patient safety) → Reassess (response) → Document (findings).</w:t>
+        <w:t>Recall (the key fact) → Connect (related high-yield facts) → Apply (exam context).</w:t>
       </w:r>
     </w:p>
     <w:p>
@@ -3543,7 +3458,7 @@
         <w:t xml:space="preserve">💎 PNC Pearl: </w:t>
       </w:r>
       <w:r>
-        <w:t>First National Family Planning Programme: 1952.</w:t>
+        <w:t>Bactericidal anti-TB: isoniazid + pyrazinamide (and rifampicin).</w:t>
       </w:r>
     </w:p>
     <w:p>
@@ -3570,7 +3485,7 @@
         <w:t xml:space="preserve">Question: </w:t>
       </w:r>
       <w:r>
-        <w:t>Which was the first National Family Planning Programme launched in India? (CHN)</w:t>
+        <w:t>A community health nurse is educating a group of pregnant women in a rural area about a national program aimed at reducing maternal and newborn mortality rates through safe delivery and comprehensive care. Under which program are these efforts primarily implemented?  (CHN)</w:t>
       </w:r>
     </w:p>
     <w:p>
@@ -3583,7 +3498,7 @@
           <w:i w:val="0"/>
           <w:sz w:val="21"/>
         </w:rPr>
-        <w:t>(a)  National Population Policy</w:t>
+        <w:t xml:space="preserve">(a)  Poshan Abhiyaan </w:t>
       </w:r>
     </w:p>
     <w:p>
@@ -3596,7 +3511,7 @@
           <w:i w:val="0"/>
           <w:sz w:val="21"/>
         </w:rPr>
-        <w:t>(b)  Family Welfare Programme</w:t>
+        <w:t>(b)  Janani Shishu Suraksha Yojana (JSSY)</w:t>
       </w:r>
     </w:p>
     <w:p>
@@ -3609,7 +3524,7 @@
           <w:i w:val="0"/>
           <w:sz w:val="21"/>
         </w:rPr>
-        <w:t>(c)  Reproductive and Child Health Programme</w:t>
+        <w:t xml:space="preserve">(c)  Ayushman Bharat </w:t>
       </w:r>
     </w:p>
     <w:p>
@@ -3622,7 +3537,7 @@
           <w:i w:val="0"/>
           <w:sz w:val="21"/>
         </w:rPr>
-        <w:t xml:space="preserve">(d)  National Rural Health Mission </w:t>
+        <w:t xml:space="preserve">(d)  National Rural Health Mission (NRHM) </w:t>
       </w:r>
     </w:p>
     <w:p>
@@ -3674,7 +3589,7 @@
         <w:t xml:space="preserve">🧠 Clinical Rationale: </w:t>
       </w:r>
       <w:r>
-        <w:t>The first national family planning programme launched in 1952 was the FAMILY WELFARE PROGRAMME (originally the Family Planning Programme, renamed Family Welfare in 1977). The National Population Policy (2000), RCH (1997) and NRHM (2005) came much later.</w:t>
+        <w:t>JANANI SHISHU SURAKSHA YOJANA (JSSY) is the programme that reduces MATERNAL AND NEWBORN MORTALITY through SAFE (institutional) DELIVERY and comprehensive free care for the mother and newborn — free delivery, drugs, diagnostics, diet, transport. Poshan is nutrition; Ayushman is insurance; NRHM is the umbrella.</w:t>
       </w:r>
     </w:p>
     <w:p>
@@ -3688,7 +3603,7 @@
         <w:t xml:space="preserve">🔍 Key Clues: </w:t>
       </w:r>
       <w:r>
-        <w:t>First family planning initiative (1952) = Family Welfare Programme.</w:t>
+        <w:t>Safe delivery + free maternal/newborn care = JSSY.</w:t>
       </w:r>
     </w:p>
     <w:p>
@@ -3702,7 +3617,7 @@
         <w:t xml:space="preserve">🚨 Priority Principle: </w:t>
       </w:r>
       <w:r>
-        <w:t>Patient safety and the ABC (airway, breathing, circulation) priorities come before diagnosis, documentation and non-urgent tasks.</w:t>
+        <w:t>Mother-and-baby safety first — prevent complications before they occur and act promptly when they do.</w:t>
       </w:r>
     </w:p>
     <w:p>
@@ -3716,7 +3631,7 @@
         <w:t xml:space="preserve">❌ Why Not Other Options: </w:t>
       </w:r>
       <w:r>
-        <w:t>a — National Population Policy = 2000. | c — RCH = 1997. | d — NRHM = 2005.</w:t>
+        <w:t>a — Poshan = nutrition. | c — Ayushman Bharat = insurance/hospitalisation. | d — NRHM is the umbrella mission, JSSY is the specific scheme.</w:t>
       </w:r>
     </w:p>
     <w:p>
@@ -3731,7 +3646,7 @@
         <w:t xml:space="preserve">⚠️ Exam Trap: </w:t>
       </w:r>
       <w:r>
-        <w:t>Chronology: Family Welfare (1952) → RCH (1997) → NPP (2000) → NRHM (2005).</w:t>
+        <w:t>Maternal-newborn safe-delivery schemes: JSY (cash), JSSY/JSSK (free care).</w:t>
       </w:r>
     </w:p>
     <w:p>
@@ -3745,7 +3660,7 @@
         <w:t xml:space="preserve">🩺 Clinical Thinking: </w:t>
       </w:r>
       <w:r>
-        <w:t>Identify (the problem) → Stabilize (ABC / patient safety) → Reassess (response) → Document (findings).</w:t>
+        <w:t>Recall (the key fact) → Connect (related high-yield facts) → Apply (exam context).</w:t>
       </w:r>
     </w:p>
     <w:p>
@@ -3760,7 +3675,7 @@
         <w:t xml:space="preserve">💎 PNC Pearl: </w:t>
       </w:r>
       <w:r>
-        <w:t>First family planning programme: Family Welfare Programme (1952).</w:t>
+        <w:t>Safe delivery + free newborn care: JSSY.</w:t>
       </w:r>
     </w:p>
     <w:p>
@@ -3787,7 +3702,7 @@
         <w:t xml:space="preserve">Question: </w:t>
       </w:r>
       <w:r>
-        <w:t>A 45-year-old patient on isoniazid therapy for tuberculosis presents with complaints of numbness and tingling in the extremities, suggestive of peripheral neuropathy. The nurse suspects; this is related to a deficiency caused by the medication. Which intervention should the nurse prioritize? (CHN)</w:t>
+        <w:t>A community health nurse is managing a 28-year-old woman who develops postpartum hemorrhage (PPH) after delivery and is referred to the Primary Health Center (PHC). Which medication should the nurse prioritize to manage the PPH effectively? (CHN)</w:t>
       </w:r>
     </w:p>
     <w:p>
@@ -3800,7 +3715,7 @@
           <w:i w:val="0"/>
           <w:sz w:val="21"/>
         </w:rPr>
-        <w:t>(a)  Administer vitamin B12 supplements</w:t>
+        <w:t xml:space="preserve">(a)  Misoprostol </w:t>
       </w:r>
     </w:p>
     <w:p>
@@ -3813,7 +3728,7 @@
           <w:i w:val="0"/>
           <w:sz w:val="21"/>
         </w:rPr>
-        <w:t xml:space="preserve">(b)  Increase the dose of isoniazid </w:t>
+        <w:t xml:space="preserve">(b)  Oxytocin  </w:t>
       </w:r>
     </w:p>
     <w:p>
@@ -3826,7 +3741,7 @@
           <w:i w:val="0"/>
           <w:sz w:val="21"/>
         </w:rPr>
-        <w:t>(c)  Administer vitamin B6 (pyridoxine) supplements</w:t>
+        <w:t xml:space="preserve">(c)  Tranexamic acid </w:t>
       </w:r>
     </w:p>
     <w:p>
@@ -3839,7 +3754,7 @@
           <w:i w:val="0"/>
           <w:sz w:val="21"/>
         </w:rPr>
-        <w:t>(d)  Discontinue isoniazid immediately</w:t>
+        <w:t>(d)  Ergometrine</w:t>
       </w:r>
     </w:p>
     <w:p>
@@ -3852,7 +3767,7 @@
           <w:i w:val="0"/>
           <w:sz w:val="22"/>
         </w:rPr>
-        <w:t>Answer: c</w:t>
+        <w:t>Answer: b</w:t>
       </w:r>
     </w:p>
     <w:p>
@@ -3877,7 +3792,7 @@
           <w:b/>
           <w:color w:val="1E7B1E"/>
         </w:rPr>
-        <w:t>c</w:t>
+        <w:t>b</w:t>
       </w:r>
     </w:p>
     <w:p>
@@ -3891,7 +3806,7 @@
         <w:t xml:space="preserve">🧠 Clinical Rationale: </w:t>
       </w:r>
       <w:r>
-        <w:t>ISONIAZID causes PERIPHERAL NEUROPATHY by depleting VITAMIN B6 (pyridoxine) — the intervention is to administer PYRIDOXINE supplements (10-50 mg/day), not to increase or stop the INH. Vitamin B12 treats a different neuropathy; stopping INH is unnecessary when pyridoxine prevents the effect.</w:t>
+        <w:t>OXYTOCIN (10 IU IV/IM) is the FIRST-LINE uterotonic for PPH at a PHC — it contracts the uterus to control bleeding. Misoprostol (800 mcg) and ergometrine are alternatives (misoprostol is used when injectables are unavailable); tranexamic acid is adjunctive for fibrinolysis.</w:t>
       </w:r>
     </w:p>
     <w:p>
@@ -3905,7 +3820,7 @@
         <w:t xml:space="preserve">🔍 Key Clues: </w:t>
       </w:r>
       <w:r>
-        <w:t>INH neuropathy = pyridoxine (vitamin B6) deficiency → give B6.</w:t>
+        <w:t>PPH first-line drug: oxytocin (uterotonic).</w:t>
       </w:r>
     </w:p>
     <w:p>
@@ -3933,7 +3848,7 @@
         <w:t xml:space="preserve">❌ Why Not Other Options: </w:t>
       </w:r>
       <w:r>
-        <w:t>a — B12 is for pernicious anaemia neuropathy, not INH. | b — Increasing INH worsens the neuropathy. | d — INH is continued with B6 supplementation.</w:t>
+        <w:t>a — Misoprostol is the alternative/heat-stable option. | c — Tranexamic acid is adjunctive. | d — Ergometrine is an alternative (avoid in hypertension).</w:t>
       </w:r>
     </w:p>
     <w:p>
@@ -3948,7 +3863,7 @@
         <w:t xml:space="preserve">⚠️ Exam Trap: </w:t>
       </w:r>
       <w:r>
-        <w:t>INH + pyridoxine always — prevents the peripheral neuropathy.</w:t>
+        <w:t>PPH drugs: oxytocin first; misoprostol/ergometrine alternatives; tranexamic adjunct.</w:t>
       </w:r>
     </w:p>
     <w:p>
@@ -3977,7 +3892,7 @@
         <w:t xml:space="preserve">💎 PNC Pearl: </w:t>
       </w:r>
       <w:r>
-        <w:t>Isoniazid neuropathy: give pyridoxine (B6).</w:t>
+        <w:t>PPH priority drug: oxytocin.</w:t>
       </w:r>
     </w:p>
     <w:p>
@@ -4004,7 +3919,7 @@
         <w:t xml:space="preserve">Question: </w:t>
       </w:r>
       <w:r>
-        <w:t>A 30-year-old patient presents with fever, weight loss, and skin lesions after traveling to a rural area. The nurse suspects leishmaniasis based on the patient's history and symptoms. Which vector is most likely responsible for transmitting this disease? (CHN)</w:t>
+        <w:t xml:space="preserve">A nurse is educating a community group about initiatives aimed at reducing newborn and maternal mortality rates. Which national programme in India is specifically designed to address these issues through comprehensive maternal and child health services?  (CHN) </w:t>
       </w:r>
     </w:p>
     <w:p>
@@ -4017,7 +3932,7 @@
           <w:i w:val="0"/>
           <w:sz w:val="21"/>
         </w:rPr>
-        <w:t>(a)  Mosquito</w:t>
+        <w:t xml:space="preserve">(a)  National Rural Health Mission (NRHM) </w:t>
       </w:r>
     </w:p>
     <w:p>
@@ -4030,7 +3945,7 @@
           <w:i w:val="0"/>
           <w:sz w:val="21"/>
         </w:rPr>
-        <w:t>(b)  Tsetse fly</w:t>
+        <w:t xml:space="preserve">(b)  Janani Shishu Suraksha Karyakram (JSSK) </w:t>
       </w:r>
     </w:p>
     <w:p>
@@ -4043,7 +3958,7 @@
           <w:i w:val="0"/>
           <w:sz w:val="21"/>
         </w:rPr>
-        <w:t xml:space="preserve">(c)  Sandfly </w:t>
+        <w:t>(c)  Integrated Child Development Services (ICDS)</w:t>
       </w:r>
     </w:p>
     <w:p>
@@ -4056,7 +3971,7 @@
           <w:i w:val="0"/>
           <w:sz w:val="21"/>
         </w:rPr>
-        <w:t xml:space="preserve">(d)  Tick </w:t>
+        <w:t xml:space="preserve">(d)  National Immunization Programme </w:t>
       </w:r>
     </w:p>
     <w:p>
@@ -4069,7 +3984,7 @@
           <w:i w:val="0"/>
           <w:sz w:val="22"/>
         </w:rPr>
-        <w:t>Answer: c</w:t>
+        <w:t>Answer: b</w:t>
       </w:r>
     </w:p>
     <w:p>
@@ -4094,7 +4009,7 @@
           <w:b/>
           <w:color w:val="1E7B1E"/>
         </w:rPr>
-        <w:t>c</w:t>
+        <w:t>b</w:t>
       </w:r>
     </w:p>
     <w:p>
@@ -4108,7 +4023,7 @@
         <w:t xml:space="preserve">🧠 Clinical Rationale: </w:t>
       </w:r>
       <w:r>
-        <w:t>LEISHMANIASIS (Kala-azar) is transmitted by the bite of the SANDFLY (Phlebotomus). The tsetse fly transmits sleeping sickness (trypanosomiasis); mosquitoes transmit malaria/dengue; ticks transmit rickettsial diseases.</w:t>
+        <w:t>JANANI SHISHU SURAKSHA KARYAKRAM (JSSK) is the programme specifically designed to reduce MATERNAL AND NEWBORN MORTALITY through COMPREHENSIVE free maternal and child health services — free delivery, C-section, drugs, diagnostics, diet and transport, plus free treatment of sick newborns. NRHM is the umbrella; ICDS is nutrition/development; NIP is immunisation.</w:t>
       </w:r>
     </w:p>
     <w:p>
@@ -4122,7 +4037,7 @@
         <w:t xml:space="preserve">🔍 Key Clues: </w:t>
       </w:r>
       <w:r>
-        <w:t>Leishmaniasis/Kala-azar → sandfly (Phlebotomus).</w:t>
+        <w:t>Free maternal + newborn health care = JSSK.</w:t>
       </w:r>
     </w:p>
     <w:p>
@@ -4136,7 +4051,7 @@
         <w:t xml:space="preserve">🚨 Priority Principle: </w:t>
       </w:r>
       <w:r>
-        <w:t>Patient safety and dignity guide care — reduce risk, avoid confrontation and involve the patient.</w:t>
+        <w:t>Mother-and-baby safety first — prevent complications before they occur and act promptly when they do.</w:t>
       </w:r>
     </w:p>
     <w:p>
@@ -4150,7 +4065,7 @@
         <w:t xml:space="preserve">❌ Why Not Other Options: </w:t>
       </w:r>
       <w:r>
-        <w:t>a — Mosquito = malaria, dengue, filaria. | b — Tsetse fly = African trypanosomiasis. | d — Tick = rickettsial diseases.</w:t>
+        <w:t>a — NRHM is the umbrella mission, not the specific scheme. | c — ICDS = nutrition and early childhood development. | d — Immunisation = the vaccination programme.</w:t>
       </w:r>
     </w:p>
     <w:p>
@@ -4165,7 +4080,7 @@
         <w:t xml:space="preserve">⚠️ Exam Trap: </w:t>
       </w:r>
       <w:r>
-        <w:t>Vector map: sandfly = leishmania; tsetse = trypanosome; mosquito = malaria.</w:t>
+        <w:t>JSSK = free care entitlements (zero-expense delivery); JSY = cash incentive — know both.</w:t>
       </w:r>
     </w:p>
     <w:p>
@@ -4194,7 +4109,7 @@
         <w:t xml:space="preserve">💎 PNC Pearl: </w:t>
       </w:r>
       <w:r>
-        <w:t>Leishmaniasis vector: sandfly.</w:t>
+        <w:t>Maternal/newborn mortality programme: JSSK.</w:t>
       </w:r>
     </w:p>
     <w:p>
@@ -4221,7 +4136,7 @@
         <w:t xml:space="preserve">Question: </w:t>
       </w:r>
       <w:r>
-        <w:t>A community health nurse is educating parents about preventive measures for gastroenteritis in their 6-week-old infant. The nurse discusses the administration of a vaccine to protect against rotavirus. Which of the following is the correct route of administration for the rotavirus vaccine? (CHN)</w:t>
+        <w:t>A psychiatric nurse is assessing a 25-year-old male patient who expresses a persistent urge to wear female clothing and identifies with a gender different from his assigned sex at birth. The nurse suspects a gender-related condition. What is the most appropriate term for this presentation?  (MHN)</w:t>
       </w:r>
     </w:p>
     <w:p>
@@ -4234,7 +4149,7 @@
           <w:i w:val="0"/>
           <w:sz w:val="21"/>
         </w:rPr>
-        <w:t>(a)  Intramuscular</w:t>
+        <w:t>(a)  Gender dysphoria</w:t>
       </w:r>
     </w:p>
     <w:p>
@@ -4247,7 +4162,7 @@
           <w:i w:val="0"/>
           <w:sz w:val="21"/>
         </w:rPr>
-        <w:t xml:space="preserve">(b)  Subcutaneous </w:t>
+        <w:t>(b)  Transvestism</w:t>
       </w:r>
     </w:p>
     <w:p>
@@ -4260,7 +4175,7 @@
           <w:i w:val="0"/>
           <w:sz w:val="21"/>
         </w:rPr>
-        <w:t>(c)  Oral</w:t>
+        <w:t>(c)  Homosexuality</w:t>
       </w:r>
     </w:p>
     <w:p>
@@ -4273,7 +4188,7 @@
           <w:i w:val="0"/>
           <w:sz w:val="21"/>
         </w:rPr>
-        <w:t xml:space="preserve">(d)  Intravenous </w:t>
+        <w:t>(d)  Gender conformity</w:t>
       </w:r>
     </w:p>
     <w:p>
@@ -4286,7 +4201,7 @@
           <w:i w:val="0"/>
           <w:sz w:val="22"/>
         </w:rPr>
-        <w:t>Answer: c</w:t>
+        <w:t>Answer: a</w:t>
       </w:r>
     </w:p>
     <w:p>
@@ -4311,7 +4226,7 @@
           <w:b/>
           <w:color w:val="1E7B1E"/>
         </w:rPr>
-        <w:t>c</w:t>
+        <w:t>a</w:t>
       </w:r>
     </w:p>
     <w:p>
@@ -4325,7 +4240,7 @@
         <w:t xml:space="preserve">🧠 Clinical Rationale: </w:t>
       </w:r>
       <w:r>
-        <w:t>The ROTAVIRUS VACCINE is given ORALLY (5 drops / 0.5 mL) — it protects against the leading cause of infant gastroenteritis. It must never be injected; IM/SC/IV are all wrong routes.</w:t>
+        <w:t>A persistent identification with a gender DIFFERENT FROM THE ASSIGNED SEX at birth, with associated distress, is GENDER DYSPHORIA — the diagnostic term for the incongruence between experienced gender and assigned sex. Transvestism (cross-dressing) lacks the core identity incongruence; homosexuality is sexual orientation, not gender identity; conformity is the opposite.</w:t>
       </w:r>
     </w:p>
     <w:p>
@@ -4339,7 +4254,7 @@
         <w:t xml:space="preserve">🔍 Key Clues: </w:t>
       </w:r>
       <w:r>
-        <w:t>Rotavirus vaccine = oral (never injectable).</w:t>
+        <w:t>Identity differs from assigned sex + distress = gender dysphoria.</w:t>
       </w:r>
     </w:p>
     <w:p>
@@ -4353,6 +4268,440 @@
         <w:t xml:space="preserve">🚨 Priority Principle: </w:t>
       </w:r>
       <w:r>
+        <w:t>Patient safety and dignity guide care — reduce risk, avoid confrontation and involve the patient.</w:t>
+      </w:r>
+    </w:p>
+    <w:p>
+      <w:pPr>
+        <w:spacing w:after="20" w:before="0"/>
+      </w:pPr>
+      <w:r>
+        <w:rPr>
+          <w:b/>
+        </w:rPr>
+        <w:t xml:space="preserve">❌ Why Not Other Options: </w:t>
+      </w:r>
+      <w:r>
+        <w:t>b — Transvestism = cross-dressing without identity incongruence. | c — Homosexuality = sexual orientation. | d — Conformity = matching assigned gender norms.</w:t>
+      </w:r>
+    </w:p>
+    <w:p>
+      <w:pPr>
+        <w:spacing w:after="20" w:before="0"/>
+      </w:pPr>
+      <w:r>
+        <w:rPr>
+          <w:b/>
+          <w:color w:val="B45F06"/>
+        </w:rPr>
+        <w:t xml:space="preserve">⚠️ Exam Trap: </w:t>
+      </w:r>
+      <w:r>
+        <w:t>Gender identity (dysphoria) vs sexual orientation (homosexuality) vs behaviour (transvestism) — separate concepts.</w:t>
+      </w:r>
+    </w:p>
+    <w:p>
+      <w:pPr>
+        <w:spacing w:after="20" w:before="0"/>
+      </w:pPr>
+      <w:r>
+        <w:rPr>
+          <w:b/>
+        </w:rPr>
+        <w:t xml:space="preserve">🩺 Clinical Thinking: </w:t>
+      </w:r>
+      <w:r>
+        <w:t>Recall (the key fact) → Connect (related high-yield facts) → Apply (exam context).</w:t>
+      </w:r>
+    </w:p>
+    <w:p>
+      <w:pPr>
+        <w:spacing w:after="20" w:before="0"/>
+      </w:pPr>
+      <w:r>
+        <w:rPr>
+          <w:b/>
+          <w:color w:val="1F3A5F"/>
+        </w:rPr>
+        <w:t xml:space="preserve">💎 PNC Pearl: </w:t>
+      </w:r>
+      <w:r>
+        <w:t>Gender incongruence + distress: gender dysphoria.</w:t>
+      </w:r>
+    </w:p>
+    <w:p>
+      <w:pPr>
+        <w:spacing w:after="0" w:before="0"/>
+      </w:pPr>
+      <w:r>
+        <w:rPr>
+          <w:b/>
+          <w:i w:val="0"/>
+          <w:sz w:val="21"/>
+        </w:rPr>
+        <w:t>Positive Marks: 1    Negative Marks: 0.25</w:t>
+      </w:r>
+    </w:p>
+    <w:p>
+      <w:pPr>
+        <w:spacing w:before="280" w:after="40"/>
+      </w:pPr>
+      <w:r>
+        <w:rPr>
+          <w:b/>
+        </w:rPr>
+        <w:t xml:space="preserve">Question: </w:t>
+      </w:r>
+      <w:r>
+        <w:t xml:space="preserve">A psychiatric nurse is assessing a 30-year-old patient admitted with suspected schizophrenia. The patient exhibits disorganized thinking and reports hearing voices commenting on his actions. Which of the following is considered a first-rank symptom of schizophrenia? (MHN) </w:t>
+      </w:r>
+    </w:p>
+    <w:p>
+      <w:pPr>
+        <w:spacing w:after="20" w:before="0"/>
+      </w:pPr>
+      <w:r>
+        <w:rPr>
+          <w:b w:val="0"/>
+          <w:i w:val="0"/>
+          <w:sz w:val="21"/>
+        </w:rPr>
+        <w:t xml:space="preserve">(a)  Social withdrawal  </w:t>
+      </w:r>
+    </w:p>
+    <w:p>
+      <w:pPr>
+        <w:spacing w:after="20" w:before="0"/>
+      </w:pPr>
+      <w:r>
+        <w:rPr>
+          <w:b w:val="0"/>
+          <w:i w:val="0"/>
+          <w:sz w:val="21"/>
+        </w:rPr>
+        <w:t>(b)  Thought disorder (e.g., thought broadcasting)</w:t>
+      </w:r>
+    </w:p>
+    <w:p>
+      <w:pPr>
+        <w:spacing w:after="20" w:before="0"/>
+      </w:pPr>
+      <w:r>
+        <w:rPr>
+          <w:b w:val="0"/>
+          <w:i w:val="0"/>
+          <w:sz w:val="21"/>
+        </w:rPr>
+        <w:t xml:space="preserve">(c)  Flat affect </w:t>
+      </w:r>
+    </w:p>
+    <w:p>
+      <w:pPr>
+        <w:spacing w:after="20" w:before="0"/>
+      </w:pPr>
+      <w:r>
+        <w:rPr>
+          <w:b w:val="0"/>
+          <w:i w:val="0"/>
+          <w:sz w:val="21"/>
+        </w:rPr>
+        <w:t xml:space="preserve">(d)  Visual hallucinations </w:t>
+      </w:r>
+    </w:p>
+    <w:p>
+      <w:pPr>
+        <w:spacing w:after="80" w:before="0"/>
+      </w:pPr>
+      <w:r>
+        <w:rPr>
+          <w:b/>
+          <w:i w:val="0"/>
+          <w:sz w:val="22"/>
+        </w:rPr>
+        <w:t>Answer: b</w:t>
+      </w:r>
+    </w:p>
+    <w:p>
+      <w:pPr>
+        <w:spacing w:after="20"/>
+      </w:pPr>
+      <w:r>
+        <w:rPr>
+          <w:b/>
+        </w:rPr>
+        <w:t xml:space="preserve">Solution: </w:t>
+      </w:r>
+      <w:r>
+        <w:rPr>
+          <w:b/>
+          <w:color w:val="1E7B1E"/>
+        </w:rPr>
+        <w:t xml:space="preserve">✅ Correct Answer: </w:t>
+      </w:r>
+      <w:r>
+        <w:rPr>
+          <w:b/>
+          <w:color w:val="1E7B1E"/>
+        </w:rPr>
+        <w:t>b</w:t>
+      </w:r>
+    </w:p>
+    <w:p>
+      <w:pPr>
+        <w:spacing w:after="20" w:before="0"/>
+      </w:pPr>
+      <w:r>
+        <w:rPr>
+          <w:b/>
+        </w:rPr>
+        <w:t xml:space="preserve">🧠 Clinical Rationale: </w:t>
+      </w:r>
+      <w:r>
+        <w:t>SCHNEIDER'S FIRST-RANK SYMPTOMS of schizophrenia include THOUGHT BROADCASTING/WITHDRAWAL/INSERTION, voices commenting or discussing the patient, and made feelings/impulses/actions. THOUGHT BROADCASTING is a first-rank symptom. Social withdrawal and flat affect are negative symptoms; visual hallucinations are not first-rank (auditory commenting voices are).</w:t>
+      </w:r>
+    </w:p>
+    <w:p>
+      <w:pPr>
+        <w:spacing w:after="20" w:before="0"/>
+      </w:pPr>
+      <w:r>
+        <w:rPr>
+          <w:b/>
+        </w:rPr>
+        <w:t xml:space="preserve">🔍 Key Clues: </w:t>
+      </w:r>
+      <w:r>
+        <w:t>First-rank (Schneider): thought broadcasting/insertion, commenting voices, made acts.</w:t>
+      </w:r>
+    </w:p>
+    <w:p>
+      <w:pPr>
+        <w:spacing w:after="20" w:before="0"/>
+      </w:pPr>
+      <w:r>
+        <w:rPr>
+          <w:b/>
+        </w:rPr>
+        <w:t xml:space="preserve">🚨 Priority Principle: </w:t>
+      </w:r>
+      <w:r>
+        <w:t>Patient safety and the ABC (airway, breathing, circulation) priorities come before diagnosis, documentation and non-urgent tasks.</w:t>
+      </w:r>
+    </w:p>
+    <w:p>
+      <w:pPr>
+        <w:spacing w:after="20" w:before="0"/>
+      </w:pPr>
+      <w:r>
+        <w:rPr>
+          <w:b/>
+        </w:rPr>
+        <w:t xml:space="preserve">❌ Why Not Other Options: </w:t>
+      </w:r>
+      <w:r>
+        <w:t>a — Social withdrawal = negative symptom. | c — Flat affect = negative symptom. | d — Visual hallucinations are not first-rank.</w:t>
+      </w:r>
+    </w:p>
+    <w:p>
+      <w:pPr>
+        <w:spacing w:after="20" w:before="0"/>
+      </w:pPr>
+      <w:r>
+        <w:rPr>
+          <w:b/>
+          <w:color w:val="B45F06"/>
+        </w:rPr>
+        <w:t xml:space="preserve">⚠️ Exam Trap: </w:t>
+      </w:r>
+      <w:r>
+        <w:t>First-rank = Schneider's (thought broadcast, voices commenting, made things); negative = alogia/avolition/flat affect.</w:t>
+      </w:r>
+    </w:p>
+    <w:p>
+      <w:pPr>
+        <w:spacing w:after="20" w:before="0"/>
+      </w:pPr>
+      <w:r>
+        <w:rPr>
+          <w:b/>
+        </w:rPr>
+        <w:t xml:space="preserve">🩺 Clinical Thinking: </w:t>
+      </w:r>
+      <w:r>
+        <w:t>Identify (the problem) → Stabilize (ABC / patient safety) → Reassess (response) → Document (findings).</w:t>
+      </w:r>
+    </w:p>
+    <w:p>
+      <w:pPr>
+        <w:spacing w:after="20" w:before="0"/>
+      </w:pPr>
+      <w:r>
+        <w:rPr>
+          <w:b/>
+          <w:color w:val="1F3A5F"/>
+        </w:rPr>
+        <w:t xml:space="preserve">💎 PNC Pearl: </w:t>
+      </w:r>
+      <w:r>
+        <w:t>First-rank symptom: thought broadcasting.</w:t>
+      </w:r>
+    </w:p>
+    <w:p>
+      <w:pPr>
+        <w:spacing w:after="0" w:before="0"/>
+      </w:pPr>
+      <w:r>
+        <w:rPr>
+          <w:b/>
+          <w:i w:val="0"/>
+          <w:sz w:val="21"/>
+        </w:rPr>
+        <w:t>Positive Marks: 1    Negative Marks: 0.25</w:t>
+      </w:r>
+    </w:p>
+    <w:p>
+      <w:pPr>
+        <w:spacing w:before="280" w:after="40"/>
+      </w:pPr>
+      <w:r>
+        <w:rPr>
+          <w:b/>
+        </w:rPr>
+        <w:t xml:space="preserve">Question: </w:t>
+      </w:r>
+      <w:r>
+        <w:t xml:space="preserve">A psychiatric nurse is monitoring a 35-year-old patient on antipsychotic medication who reports a constant urge to move and an inability to stay seated during ward activities. The nurse suspects a medication side effect. Which condition is most likely causing these symptoms? (MHN) </w:t>
+      </w:r>
+    </w:p>
+    <w:p>
+      <w:pPr>
+        <w:spacing w:after="20" w:before="0"/>
+      </w:pPr>
+      <w:r>
+        <w:rPr>
+          <w:b w:val="0"/>
+          <w:i w:val="0"/>
+          <w:sz w:val="21"/>
+        </w:rPr>
+        <w:t>(a)  Tardive dyskinesia</w:t>
+      </w:r>
+    </w:p>
+    <w:p>
+      <w:pPr>
+        <w:spacing w:after="20" w:before="0"/>
+      </w:pPr>
+      <w:r>
+        <w:rPr>
+          <w:b w:val="0"/>
+          <w:i w:val="0"/>
+          <w:sz w:val="21"/>
+        </w:rPr>
+        <w:t>(b)  Akathisia</w:t>
+      </w:r>
+    </w:p>
+    <w:p>
+      <w:pPr>
+        <w:spacing w:after="20" w:before="0"/>
+      </w:pPr>
+      <w:r>
+        <w:rPr>
+          <w:b w:val="0"/>
+          <w:i w:val="0"/>
+          <w:sz w:val="21"/>
+        </w:rPr>
+        <w:t>(c)  Dystonia</w:t>
+      </w:r>
+    </w:p>
+    <w:p>
+      <w:pPr>
+        <w:spacing w:after="20" w:before="0"/>
+      </w:pPr>
+      <w:r>
+        <w:rPr>
+          <w:b w:val="0"/>
+          <w:i w:val="0"/>
+          <w:sz w:val="21"/>
+        </w:rPr>
+        <w:t>(d)  Parkinsonism</w:t>
+      </w:r>
+    </w:p>
+    <w:p>
+      <w:pPr>
+        <w:spacing w:after="80" w:before="0"/>
+      </w:pPr>
+      <w:r>
+        <w:rPr>
+          <w:b/>
+          <w:i w:val="0"/>
+          <w:sz w:val="22"/>
+        </w:rPr>
+        <w:t>Answer: b</w:t>
+      </w:r>
+    </w:p>
+    <w:p>
+      <w:pPr>
+        <w:spacing w:after="20"/>
+      </w:pPr>
+      <w:r>
+        <w:rPr>
+          <w:b/>
+        </w:rPr>
+        <w:t xml:space="preserve">Solution: </w:t>
+      </w:r>
+      <w:r>
+        <w:rPr>
+          <w:b/>
+          <w:color w:val="1E7B1E"/>
+        </w:rPr>
+        <w:t xml:space="preserve">✅ Correct Answer: </w:t>
+      </w:r>
+      <w:r>
+        <w:rPr>
+          <w:b/>
+          <w:color w:val="1E7B1E"/>
+        </w:rPr>
+        <w:t>b</w:t>
+      </w:r>
+    </w:p>
+    <w:p>
+      <w:pPr>
+        <w:spacing w:after="20" w:before="0"/>
+      </w:pPr>
+      <w:r>
+        <w:rPr>
+          <w:b/>
+        </w:rPr>
+        <w:t xml:space="preserve">🧠 Clinical Rationale: </w:t>
+      </w:r>
+      <w:r>
+        <w:t>A constant URGE TO MOVE with inability to stay seated (motor restlessness) is AKATHISIA — a distressing extrapyramidal side effect of antipsychotics. Tardive dyskinesia = late involuntary movements; dystonia = muscle spasms; parkinsonism = rigidity/tremor.</w:t>
+      </w:r>
+    </w:p>
+    <w:p>
+      <w:pPr>
+        <w:spacing w:after="20" w:before="0"/>
+      </w:pPr>
+      <w:r>
+        <w:rPr>
+          <w:b/>
+        </w:rPr>
+        <w:t xml:space="preserve">🔍 Key Clues: </w:t>
+      </w:r>
+      <w:r>
+        <w:t>Restlessness + urge to move + can't sit still = akathisia.</w:t>
+      </w:r>
+    </w:p>
+    <w:p>
+      <w:pPr>
+        <w:spacing w:after="20" w:before="0"/>
+      </w:pPr>
+      <w:r>
+        <w:rPr>
+          <w:b/>
+        </w:rPr>
+        <w:t xml:space="preserve">🚨 Priority Principle: </w:t>
+      </w:r>
+      <w:r>
         <w:t>Medication safety — the right drug, right dose, right route, right time and right patient — governs every administration decision.</w:t>
       </w:r>
     </w:p>
@@ -4367,7 +4716,7 @@
         <w:t xml:space="preserve">❌ Why Not Other Options: </w:t>
       </w:r>
       <w:r>
-        <w:t>a — IM is not the rotavirus route. | b — SC is not the rotavirus route. | d — IV is never used.</w:t>
+        <w:t>a — TD = late involuntary orofacial movements. | c — Dystonia = sustained muscle spasms. | d — Parkinsonism = rigidity, tremor, bradykinesia.</w:t>
       </w:r>
     </w:p>
     <w:p>
@@ -4382,7 +4731,7 @@
         <w:t xml:space="preserve">⚠️ Exam Trap: </w:t>
       </w:r>
       <w:r>
-        <w:t>Rotavirus = the 'oral vaccine for diarrhoea' — 5 drops at 6/10/14 weeks.</w:t>
+        <w:t>Akathisia = subjective restlessness (pacing); treat with dose reduction or anticholinergics/beta-blockers.</w:t>
       </w:r>
     </w:p>
     <w:p>
@@ -4411,7 +4760,1743 @@
         <w:t xml:space="preserve">💎 PNC Pearl: </w:t>
       </w:r>
       <w:r>
-        <w:t>Rotavirus vaccine: oral route.</w:t>
+        <w:t>Antipsychotic + urge to move = akathisia.</w:t>
+      </w:r>
+    </w:p>
+    <w:p>
+      <w:pPr>
+        <w:spacing w:after="0" w:before="0"/>
+      </w:pPr>
+      <w:r>
+        <w:rPr>
+          <w:b/>
+          <w:i w:val="0"/>
+          <w:sz w:val="21"/>
+        </w:rPr>
+        <w:t>Positive Marks: 1    Negative Marks: 0.25</w:t>
+      </w:r>
+    </w:p>
+    <w:p>
+      <w:pPr>
+        <w:spacing w:before="280" w:after="40"/>
+      </w:pPr>
+      <w:r>
+        <w:rPr>
+          <w:b/>
+        </w:rPr>
+        <w:t xml:space="preserve">Question: </w:t>
+      </w:r>
+      <w:r>
+        <w:t xml:space="preserve">A nurse is caring for a 50-year-old patient diagnosed with neuropathic pain following a nerve injury. The physician prescribes a medication to manage the pain. Which of the following medications is most commonly used for neuropathic pain in this scenario? (MHN) </w:t>
+      </w:r>
+    </w:p>
+    <w:p>
+      <w:pPr>
+        <w:spacing w:after="20" w:before="0"/>
+      </w:pPr>
+      <w:r>
+        <w:rPr>
+          <w:b w:val="0"/>
+          <w:i w:val="0"/>
+          <w:sz w:val="21"/>
+        </w:rPr>
+        <w:t>(a)  Ibuprofen</w:t>
+      </w:r>
+    </w:p>
+    <w:p>
+      <w:pPr>
+        <w:spacing w:after="20" w:before="0"/>
+      </w:pPr>
+      <w:r>
+        <w:rPr>
+          <w:b w:val="0"/>
+          <w:i w:val="0"/>
+          <w:sz w:val="21"/>
+        </w:rPr>
+        <w:t xml:space="preserve">(b)  Gabapentin </w:t>
+      </w:r>
+    </w:p>
+    <w:p>
+      <w:pPr>
+        <w:spacing w:after="20" w:before="0"/>
+      </w:pPr>
+      <w:r>
+        <w:rPr>
+          <w:b w:val="0"/>
+          <w:i w:val="0"/>
+          <w:sz w:val="21"/>
+        </w:rPr>
+        <w:t>(c)  Paracetamol</w:t>
+      </w:r>
+    </w:p>
+    <w:p>
+      <w:pPr>
+        <w:spacing w:after="20" w:before="0"/>
+      </w:pPr>
+      <w:r>
+        <w:rPr>
+          <w:b w:val="0"/>
+          <w:i w:val="0"/>
+          <w:sz w:val="21"/>
+        </w:rPr>
+        <w:t>(d)  Morphine</w:t>
+      </w:r>
+    </w:p>
+    <w:p>
+      <w:pPr>
+        <w:spacing w:after="80" w:before="0"/>
+      </w:pPr>
+      <w:r>
+        <w:rPr>
+          <w:b/>
+          <w:i w:val="0"/>
+          <w:sz w:val="22"/>
+        </w:rPr>
+        <w:t>Answer: b</w:t>
+      </w:r>
+    </w:p>
+    <w:p>
+      <w:pPr>
+        <w:spacing w:after="20"/>
+      </w:pPr>
+      <w:r>
+        <w:rPr>
+          <w:b/>
+        </w:rPr>
+        <w:t xml:space="preserve">Solution: </w:t>
+      </w:r>
+      <w:r>
+        <w:rPr>
+          <w:b/>
+          <w:color w:val="1E7B1E"/>
+        </w:rPr>
+        <w:t xml:space="preserve">✅ Correct Answer: </w:t>
+      </w:r>
+      <w:r>
+        <w:rPr>
+          <w:b/>
+          <w:color w:val="1E7B1E"/>
+        </w:rPr>
+        <w:t>b</w:t>
+      </w:r>
+    </w:p>
+    <w:p>
+      <w:pPr>
+        <w:spacing w:after="20" w:before="0"/>
+      </w:pPr>
+      <w:r>
+        <w:rPr>
+          <w:b/>
+        </w:rPr>
+        <w:t xml:space="preserve">🧠 Clinical Rationale: </w:t>
+      </w:r>
+      <w:r>
+        <w:t>GABAPENTIN is the most commonly used first-line medication for NEUROPATHIC PAIN (with pregabalin, amitriptyline, SNRIs). Ibuprofen (NSAID) and paracetamol are poor for nerve pain; morphine is second-line/for severe cases.</w:t>
+      </w:r>
+    </w:p>
+    <w:p>
+      <w:pPr>
+        <w:spacing w:after="20" w:before="0"/>
+      </w:pPr>
+      <w:r>
+        <w:rPr>
+          <w:b/>
+        </w:rPr>
+        <w:t xml:space="preserve">🔍 Key Clues: </w:t>
+      </w:r>
+      <w:r>
+        <w:t>Neuropathic pain first-line: gabapentin/pregabalin.</w:t>
+      </w:r>
+    </w:p>
+    <w:p>
+      <w:pPr>
+        <w:spacing w:after="20" w:before="0"/>
+      </w:pPr>
+      <w:r>
+        <w:rPr>
+          <w:b/>
+        </w:rPr>
+        <w:t xml:space="preserve">🚨 Priority Principle: </w:t>
+      </w:r>
+      <w:r>
+        <w:t>Medication safety — the right drug, right dose, right route, right time and right patient — governs every administration decision.</w:t>
+      </w:r>
+    </w:p>
+    <w:p>
+      <w:pPr>
+        <w:spacing w:after="20" w:before="0"/>
+      </w:pPr>
+      <w:r>
+        <w:rPr>
+          <w:b/>
+        </w:rPr>
+        <w:t xml:space="preserve">❌ Why Not Other Options: </w:t>
+      </w:r>
+      <w:r>
+        <w:t>a — NSAIDs are for inflammatory pain. | c — Paracetamol is a simple analgesic. | d — Morphine is not first-line for neuropathic pain.</w:t>
+      </w:r>
+    </w:p>
+    <w:p>
+      <w:pPr>
+        <w:spacing w:after="20" w:before="0"/>
+      </w:pPr>
+      <w:r>
+        <w:rPr>
+          <w:b/>
+          <w:color w:val="B45F06"/>
+        </w:rPr>
+        <w:t xml:space="preserve">⚠️ Exam Trap: </w:t>
+      </w:r>
+      <w:r>
+        <w:t>Nerve pain lexicon: gabapentin, pregabalin, amitriptyline, duloxetine — not simple analgesics.</w:t>
+      </w:r>
+    </w:p>
+    <w:p>
+      <w:pPr>
+        <w:spacing w:after="20" w:before="0"/>
+      </w:pPr>
+      <w:r>
+        <w:rPr>
+          <w:b/>
+        </w:rPr>
+        <w:t xml:space="preserve">🩺 Clinical Thinking: </w:t>
+      </w:r>
+      <w:r>
+        <w:t>Recall (the key fact) → Connect (related high-yield facts) → Apply (exam context).</w:t>
+      </w:r>
+    </w:p>
+    <w:p>
+      <w:pPr>
+        <w:spacing w:after="20" w:before="0"/>
+      </w:pPr>
+      <w:r>
+        <w:rPr>
+          <w:b/>
+          <w:color w:val="1F3A5F"/>
+        </w:rPr>
+        <w:t xml:space="preserve">💎 PNC Pearl: </w:t>
+      </w:r>
+      <w:r>
+        <w:t>Neuropathic pain: gabapentin.</w:t>
+      </w:r>
+    </w:p>
+    <w:p>
+      <w:pPr>
+        <w:spacing w:after="0" w:before="0"/>
+      </w:pPr>
+      <w:r>
+        <w:rPr>
+          <w:b/>
+          <w:i w:val="0"/>
+          <w:sz w:val="21"/>
+        </w:rPr>
+        <w:t>Positive Marks: 1    Negative Marks: 0.25</w:t>
+      </w:r>
+    </w:p>
+    <w:p>
+      <w:pPr>
+        <w:spacing w:before="280" w:after="40"/>
+      </w:pPr>
+      <w:r>
+        <w:rPr>
+          <w:b/>
+        </w:rPr>
+        <w:t xml:space="preserve">Question: </w:t>
+      </w:r>
+      <w:r>
+        <w:t>A psychiatric nurse is counseling a 40-year-old patient undergoing disulfiram therapy for alcohol dependence. What is the most critical advice the nurse should provide to ensure the patient's safety during treatment? (MHN)</w:t>
+      </w:r>
+    </w:p>
+    <w:p>
+      <w:pPr>
+        <w:spacing w:after="20" w:before="0"/>
+      </w:pPr>
+      <w:r>
+        <w:rPr>
+          <w:b w:val="0"/>
+          <w:i w:val="0"/>
+          <w:sz w:val="21"/>
+        </w:rPr>
+        <w:t xml:space="preserve">(a)  Avoid caffeine-containing beverages </w:t>
+      </w:r>
+    </w:p>
+    <w:p>
+      <w:pPr>
+        <w:spacing w:after="20" w:before="0"/>
+      </w:pPr>
+      <w:r>
+        <w:rPr>
+          <w:b w:val="0"/>
+          <w:i w:val="0"/>
+          <w:sz w:val="21"/>
+        </w:rPr>
+        <w:t xml:space="preserve">(b)  Avoid alcohol and alcohol-containing products </w:t>
+      </w:r>
+    </w:p>
+    <w:p>
+      <w:pPr>
+        <w:spacing w:after="20" w:before="0"/>
+      </w:pPr>
+      <w:r>
+        <w:rPr>
+          <w:b w:val="0"/>
+          <w:i w:val="0"/>
+          <w:sz w:val="21"/>
+        </w:rPr>
+        <w:t xml:space="preserve">(c)  Increase fluid intake to prevent dehydration </w:t>
+      </w:r>
+    </w:p>
+    <w:p>
+      <w:pPr>
+        <w:spacing w:after="20" w:before="0"/>
+      </w:pPr>
+      <w:r>
+        <w:rPr>
+          <w:b w:val="0"/>
+          <w:i w:val="0"/>
+          <w:sz w:val="21"/>
+        </w:rPr>
+        <w:t>(d)  Take the medication with meals to reduce side effects</w:t>
+      </w:r>
+    </w:p>
+    <w:p>
+      <w:pPr>
+        <w:spacing w:after="80" w:before="0"/>
+      </w:pPr>
+      <w:r>
+        <w:rPr>
+          <w:b/>
+          <w:i w:val="0"/>
+          <w:sz w:val="22"/>
+        </w:rPr>
+        <w:t>Answer: b</w:t>
+      </w:r>
+    </w:p>
+    <w:p>
+      <w:pPr>
+        <w:spacing w:after="20"/>
+      </w:pPr>
+      <w:r>
+        <w:rPr>
+          <w:b/>
+        </w:rPr>
+        <w:t xml:space="preserve">Solution: </w:t>
+      </w:r>
+      <w:r>
+        <w:rPr>
+          <w:b/>
+          <w:color w:val="1E7B1E"/>
+        </w:rPr>
+        <w:t xml:space="preserve">✅ Correct Answer: </w:t>
+      </w:r>
+      <w:r>
+        <w:rPr>
+          <w:b/>
+          <w:color w:val="1E7B1E"/>
+        </w:rPr>
+        <w:t>b</w:t>
+      </w:r>
+    </w:p>
+    <w:p>
+      <w:pPr>
+        <w:spacing w:after="20" w:before="0"/>
+      </w:pPr>
+      <w:r>
+        <w:rPr>
+          <w:b/>
+        </w:rPr>
+        <w:t xml:space="preserve">🧠 Clinical Rationale: </w:t>
+      </w:r>
+      <w:r>
+        <w:t>DISULFIRAM blocks aldehyde dehydrogenase — drinking ALCOHOL while on it causes the DISULFIRAM REACTION (flushing, palpitations, vomiting, hypotension, even death). The most critical advice is to AVOID ALCOHOL AND ALL alcohol-containing products (including mouthwash, cough syrups, cooking wine).</w:t>
+      </w:r>
+    </w:p>
+    <w:p>
+      <w:pPr>
+        <w:spacing w:after="20" w:before="0"/>
+      </w:pPr>
+      <w:r>
+        <w:rPr>
+          <w:b/>
+        </w:rPr>
+        <w:t xml:space="preserve">🔍 Key Clues: </w:t>
+      </w:r>
+      <w:r>
+        <w:t>Disulfiram + alcohol = severe reaction → avoid all alcohol-containing products.</w:t>
+      </w:r>
+    </w:p>
+    <w:p>
+      <w:pPr>
+        <w:spacing w:after="20" w:before="0"/>
+      </w:pPr>
+      <w:r>
+        <w:rPr>
+          <w:b/>
+        </w:rPr>
+        <w:t xml:space="preserve">🚨 Priority Principle: </w:t>
+      </w:r>
+      <w:r>
+        <w:t>Patient safety and the ABC (airway, breathing, circulation) priorities come before diagnosis, documentation and non-urgent tasks.</w:t>
+      </w:r>
+    </w:p>
+    <w:p>
+      <w:pPr>
+        <w:spacing w:after="20" w:before="0"/>
+      </w:pPr>
+      <w:r>
+        <w:rPr>
+          <w:b/>
+        </w:rPr>
+        <w:t xml:space="preserve">❌ Why Not Other Options: </w:t>
+      </w:r>
+      <w:r>
+        <w:t>a — Caffeine is not the disulfiram danger. | c — Fluid intake is not the key safety point. | d — Taking with meals is secondary to alcohol avoidance.</w:t>
+      </w:r>
+    </w:p>
+    <w:p>
+      <w:pPr>
+        <w:spacing w:after="20" w:before="0"/>
+      </w:pPr>
+      <w:r>
+        <w:rPr>
+          <w:b/>
+          <w:color w:val="B45F06"/>
+        </w:rPr>
+        <w:t xml:space="preserve">⚠️ Exam Trap: </w:t>
+      </w:r>
+      <w:r>
+        <w:t>Disulfiram: hidden alcohol sources (mouthwash, sauces, aftershave, cough syrup) must also be avoided.</w:t>
+      </w:r>
+    </w:p>
+    <w:p>
+      <w:pPr>
+        <w:spacing w:after="20" w:before="0"/>
+      </w:pPr>
+      <w:r>
+        <w:rPr>
+          <w:b/>
+        </w:rPr>
+        <w:t xml:space="preserve">🩺 Clinical Thinking: </w:t>
+      </w:r>
+      <w:r>
+        <w:t>Identify (the problem) → Stabilize (ABC / patient safety) → Reassess (response) → Document (findings).</w:t>
+      </w:r>
+    </w:p>
+    <w:p>
+      <w:pPr>
+        <w:spacing w:after="20" w:before="0"/>
+      </w:pPr>
+      <w:r>
+        <w:rPr>
+          <w:b/>
+          <w:color w:val="1F3A5F"/>
+        </w:rPr>
+        <w:t xml:space="preserve">💎 PNC Pearl: </w:t>
+      </w:r>
+      <w:r>
+        <w:t>Disulfiram: avoid alcohol and alcohol-containing products.</w:t>
+      </w:r>
+    </w:p>
+    <w:p>
+      <w:pPr>
+        <w:spacing w:after="0" w:before="0"/>
+      </w:pPr>
+      <w:r>
+        <w:rPr>
+          <w:b/>
+          <w:i w:val="0"/>
+          <w:sz w:val="21"/>
+        </w:rPr>
+        <w:t>Positive Marks: 1    Negative Marks: 0.25</w:t>
+      </w:r>
+    </w:p>
+    <w:p>
+      <w:pPr>
+        <w:spacing w:before="280" w:after="40"/>
+      </w:pPr>
+      <w:r>
+        <w:rPr>
+          <w:b/>
+        </w:rPr>
+        <w:t xml:space="preserve">Question: </w:t>
+      </w:r>
+      <w:r>
+        <w:t>A psychiatric nurse is developing a care plan for a 28-year-old patient diagnosed with borderline personality disorder who exhibits emotional instability and impulsive behavior. Which therapy is most commonly recommended as the first-line treatment for this condition? (MHN)</w:t>
+      </w:r>
+    </w:p>
+    <w:p>
+      <w:pPr>
+        <w:spacing w:after="20" w:before="0"/>
+      </w:pPr>
+      <w:r>
+        <w:rPr>
+          <w:b w:val="0"/>
+          <w:i w:val="0"/>
+          <w:sz w:val="21"/>
+        </w:rPr>
+        <w:t>(a)  Cognitive Behavioral Therapy (CBT)</w:t>
+      </w:r>
+    </w:p>
+    <w:p>
+      <w:pPr>
+        <w:spacing w:after="20" w:before="0"/>
+      </w:pPr>
+      <w:r>
+        <w:rPr>
+          <w:b w:val="0"/>
+          <w:i w:val="0"/>
+          <w:sz w:val="21"/>
+        </w:rPr>
+        <w:t>(b)  Dialectical Behavior Therapy (DBT)</w:t>
+      </w:r>
+    </w:p>
+    <w:p>
+      <w:pPr>
+        <w:spacing w:after="20" w:before="0"/>
+      </w:pPr>
+      <w:r>
+        <w:rPr>
+          <w:b w:val="0"/>
+          <w:i w:val="0"/>
+          <w:sz w:val="21"/>
+        </w:rPr>
+        <w:t xml:space="preserve">(c)  Psychoanalytic Therapy </w:t>
+      </w:r>
+    </w:p>
+    <w:p>
+      <w:pPr>
+        <w:spacing w:after="20" w:before="0"/>
+      </w:pPr>
+      <w:r>
+        <w:rPr>
+          <w:b w:val="0"/>
+          <w:i w:val="0"/>
+          <w:sz w:val="21"/>
+        </w:rPr>
+        <w:t>(d)  Family Therapy</w:t>
+      </w:r>
+    </w:p>
+    <w:p>
+      <w:pPr>
+        <w:spacing w:after="80" w:before="0"/>
+      </w:pPr>
+      <w:r>
+        <w:rPr>
+          <w:b/>
+          <w:i w:val="0"/>
+          <w:sz w:val="22"/>
+        </w:rPr>
+        <w:t>Answer: b</w:t>
+      </w:r>
+    </w:p>
+    <w:p>
+      <w:pPr>
+        <w:spacing w:after="20"/>
+      </w:pPr>
+      <w:r>
+        <w:rPr>
+          <w:b/>
+        </w:rPr>
+        <w:t xml:space="preserve">Solution: </w:t>
+      </w:r>
+      <w:r>
+        <w:rPr>
+          <w:b/>
+          <w:color w:val="1E7B1E"/>
+        </w:rPr>
+        <w:t xml:space="preserve">✅ Correct Answer: </w:t>
+      </w:r>
+      <w:r>
+        <w:rPr>
+          <w:b/>
+          <w:color w:val="1E7B1E"/>
+        </w:rPr>
+        <w:t>b</w:t>
+      </w:r>
+    </w:p>
+    <w:p>
+      <w:pPr>
+        <w:spacing w:after="20" w:before="0"/>
+      </w:pPr>
+      <w:r>
+        <w:rPr>
+          <w:b/>
+        </w:rPr>
+        <w:t xml:space="preserve">🧠 Clinical Rationale: </w:t>
+      </w:r>
+      <w:r>
+        <w:t>DIALECTICAL BEHAVIOR THERAPY (DBT) is the FIRST-LINE treatment for BORDERLINE PERSONALITY DISORDER — it targets emotional dysregulation, impulsivity and self-harm through mindfulness, distress tolerance, emotion regulation and interpersonal skills. CBT is for anxiety/depression; psychoanalysis and family therapy are not first-line for BPD.</w:t>
+      </w:r>
+    </w:p>
+    <w:p>
+      <w:pPr>
+        <w:spacing w:after="20" w:before="0"/>
+      </w:pPr>
+      <w:r>
+        <w:rPr>
+          <w:b/>
+        </w:rPr>
+        <w:t xml:space="preserve">🔍 Key Clues: </w:t>
+      </w:r>
+      <w:r>
+        <w:t>BPD → DBT (emotion regulation, distress tolerance).</w:t>
+      </w:r>
+    </w:p>
+    <w:p>
+      <w:pPr>
+        <w:spacing w:after="20" w:before="0"/>
+      </w:pPr>
+      <w:r>
+        <w:rPr>
+          <w:b/>
+        </w:rPr>
+        <w:t xml:space="preserve">🚨 Priority Principle: </w:t>
+      </w:r>
+      <w:r>
+        <w:t>Patient safety and the ABC (airway, breathing, circulation) priorities come before diagnosis, documentation and non-urgent tasks.</w:t>
+      </w:r>
+    </w:p>
+    <w:p>
+      <w:pPr>
+        <w:spacing w:after="20" w:before="0"/>
+      </w:pPr>
+      <w:r>
+        <w:rPr>
+          <w:b/>
+        </w:rPr>
+        <w:t xml:space="preserve">❌ Why Not Other Options: </w:t>
+      </w:r>
+      <w:r>
+        <w:t>a — CBT is for anxiety/depression, not BPD first-line. | c — Psychoanalytic therapy is not first-line. | d — Family therapy is adjunctive.</w:t>
+      </w:r>
+    </w:p>
+    <w:p>
+      <w:pPr>
+        <w:spacing w:after="20" w:before="0"/>
+      </w:pPr>
+      <w:r>
+        <w:rPr>
+          <w:b/>
+          <w:color w:val="B45F06"/>
+        </w:rPr>
+        <w:t xml:space="preserve">⚠️ Exam Trap: </w:t>
+      </w:r>
+      <w:r>
+        <w:t>BPD = DBT; OCD = ERP; anxiety = CBT — match the therapy to the diagnosis.</w:t>
+      </w:r>
+    </w:p>
+    <w:p>
+      <w:pPr>
+        <w:spacing w:after="20" w:before="0"/>
+      </w:pPr>
+      <w:r>
+        <w:rPr>
+          <w:b/>
+        </w:rPr>
+        <w:t xml:space="preserve">🩺 Clinical Thinking: </w:t>
+      </w:r>
+      <w:r>
+        <w:t>Identify (the problem) → Stabilize (ABC / patient safety) → Reassess (response) → Document (findings).</w:t>
+      </w:r>
+    </w:p>
+    <w:p>
+      <w:pPr>
+        <w:spacing w:after="20" w:before="0"/>
+      </w:pPr>
+      <w:r>
+        <w:rPr>
+          <w:b/>
+          <w:color w:val="1F3A5F"/>
+        </w:rPr>
+        <w:t xml:space="preserve">💎 PNC Pearl: </w:t>
+      </w:r>
+      <w:r>
+        <w:t>Borderline PD: DBT (first-line).</w:t>
+      </w:r>
+    </w:p>
+    <w:p>
+      <w:pPr>
+        <w:spacing w:after="0" w:before="0"/>
+      </w:pPr>
+      <w:r>
+        <w:rPr>
+          <w:b/>
+          <w:i w:val="0"/>
+          <w:sz w:val="21"/>
+        </w:rPr>
+        <w:t>Positive Marks: 1    Negative Marks: 0.25</w:t>
+      </w:r>
+    </w:p>
+    <w:p>
+      <w:pPr>
+        <w:spacing w:before="280" w:after="40"/>
+      </w:pPr>
+      <w:r>
+        <w:rPr>
+          <w:b/>
+        </w:rPr>
+        <w:t xml:space="preserve">Question: </w:t>
+      </w:r>
+      <w:r>
+        <w:t>A psychiatric nurse is assessing a patient who reports a low mood for three months followed by a recent period of excessive energy, talkativeness, and reckless behavior. The physician suspects Bipolar I disorder. What is the most likely current diagnosis for this patient?   (MHN)</w:t>
+      </w:r>
+    </w:p>
+    <w:p>
+      <w:pPr>
+        <w:spacing w:after="20" w:before="0"/>
+      </w:pPr>
+      <w:r>
+        <w:rPr>
+          <w:b w:val="0"/>
+          <w:i w:val="0"/>
+          <w:sz w:val="21"/>
+        </w:rPr>
+        <w:t xml:space="preserve">(a)  Major depressive disorder   </w:t>
+      </w:r>
+    </w:p>
+    <w:p>
+      <w:pPr>
+        <w:spacing w:after="20" w:before="0"/>
+      </w:pPr>
+      <w:r>
+        <w:rPr>
+          <w:b w:val="0"/>
+          <w:i w:val="0"/>
+          <w:sz w:val="21"/>
+        </w:rPr>
+        <w:t>(b)  Bipolar I disorder with current manic episode</w:t>
+      </w:r>
+    </w:p>
+    <w:p>
+      <w:pPr>
+        <w:spacing w:after="20" w:before="0"/>
+      </w:pPr>
+      <w:r>
+        <w:rPr>
+          <w:b w:val="0"/>
+          <w:i w:val="0"/>
+          <w:sz w:val="21"/>
+        </w:rPr>
+        <w:t xml:space="preserve">(c)  Generalized anxiety disorder </w:t>
+      </w:r>
+    </w:p>
+    <w:p>
+      <w:pPr>
+        <w:spacing w:after="20" w:before="0"/>
+      </w:pPr>
+      <w:r>
+        <w:rPr>
+          <w:b w:val="0"/>
+          <w:i w:val="0"/>
+          <w:sz w:val="21"/>
+        </w:rPr>
+        <w:t>(d)  Bipolar II disorder with hypomania</w:t>
+      </w:r>
+    </w:p>
+    <w:p>
+      <w:pPr>
+        <w:spacing w:after="80" w:before="0"/>
+      </w:pPr>
+      <w:r>
+        <w:rPr>
+          <w:b/>
+          <w:i w:val="0"/>
+          <w:sz w:val="22"/>
+        </w:rPr>
+        <w:t>Answer: b</w:t>
+      </w:r>
+    </w:p>
+    <w:p>
+      <w:pPr>
+        <w:spacing w:after="20"/>
+      </w:pPr>
+      <w:r>
+        <w:rPr>
+          <w:b/>
+        </w:rPr>
+        <w:t xml:space="preserve">Solution: </w:t>
+      </w:r>
+      <w:r>
+        <w:rPr>
+          <w:b/>
+          <w:color w:val="1E7B1E"/>
+        </w:rPr>
+        <w:t xml:space="preserve">✅ Correct Answer: </w:t>
+      </w:r>
+      <w:r>
+        <w:rPr>
+          <w:b/>
+          <w:color w:val="1E7B1E"/>
+        </w:rPr>
+        <w:t>b</w:t>
+      </w:r>
+    </w:p>
+    <w:p>
+      <w:pPr>
+        <w:spacing w:after="20" w:before="0"/>
+      </w:pPr>
+      <w:r>
+        <w:rPr>
+          <w:b/>
+        </w:rPr>
+        <w:t xml:space="preserve">🧠 Clinical Rationale: </w:t>
+      </w:r>
+      <w:r>
+        <w:t>A period of LOW MOOD followed by EXCESSIVE ENERGY, TALKATIVENESS and RECKLESS BEHAVIOUR (grandiosity, decreased need for sleep, pressured speech) is a MANIC episode — with the history of depression, the diagnosis is BIPOLAR I DISORDER WITH CURRENT MANIC EPISODE. Mania (not hypomania) = Bipolar I.</w:t>
+      </w:r>
+    </w:p>
+    <w:p>
+      <w:pPr>
+        <w:spacing w:after="20" w:before="0"/>
+      </w:pPr>
+      <w:r>
+        <w:rPr>
+          <w:b/>
+        </w:rPr>
+        <w:t xml:space="preserve">🔍 Key Clues: </w:t>
+      </w:r>
+      <w:r>
+        <w:t>Depression + mania (reckless, talkative, high energy) = Bipolar I manic episode.</w:t>
+      </w:r>
+    </w:p>
+    <w:p>
+      <w:pPr>
+        <w:spacing w:after="20" w:before="0"/>
+      </w:pPr>
+      <w:r>
+        <w:rPr>
+          <w:b/>
+        </w:rPr>
+        <w:t xml:space="preserve">🚨 Priority Principle: </w:t>
+      </w:r>
+      <w:r>
+        <w:t>Patient safety and dignity guide care — reduce risk, avoid confrontation and involve the patient.</w:t>
+      </w:r>
+    </w:p>
+    <w:p>
+      <w:pPr>
+        <w:spacing w:after="20" w:before="0"/>
+      </w:pPr>
+      <w:r>
+        <w:rPr>
+          <w:b/>
+        </w:rPr>
+        <w:t xml:space="preserve">❌ Why Not Other Options: </w:t>
+      </w:r>
+      <w:r>
+        <w:t>a — Depression alone ignores the manic episode. | c — GAD is not a mood episode. | d — Bipolar II = hypomania (less severe), not full mania.</w:t>
+      </w:r>
+    </w:p>
+    <w:p>
+      <w:pPr>
+        <w:spacing w:after="20" w:before="0"/>
+      </w:pPr>
+      <w:r>
+        <w:rPr>
+          <w:b/>
+          <w:color w:val="B45F06"/>
+        </w:rPr>
+        <w:t xml:space="preserve">⚠️ Exam Trap: </w:t>
+      </w:r>
+      <w:r>
+        <w:t>Bipolar I = full mania (function impaired, possible psychosis); Bipolar II = hypomania only.</w:t>
+      </w:r>
+    </w:p>
+    <w:p>
+      <w:pPr>
+        <w:spacing w:after="20" w:before="0"/>
+      </w:pPr>
+      <w:r>
+        <w:rPr>
+          <w:b/>
+        </w:rPr>
+        <w:t xml:space="preserve">🩺 Clinical Thinking: </w:t>
+      </w:r>
+      <w:r>
+        <w:t>Recall (the key fact) → Connect (related high-yield facts) → Apply (exam context).</w:t>
+      </w:r>
+    </w:p>
+    <w:p>
+      <w:pPr>
+        <w:spacing w:after="20" w:before="0"/>
+      </w:pPr>
+      <w:r>
+        <w:rPr>
+          <w:b/>
+          <w:color w:val="1F3A5F"/>
+        </w:rPr>
+        <w:t xml:space="preserve">💎 PNC Pearl: </w:t>
+      </w:r>
+      <w:r>
+        <w:t>Depression + mania = Bipolar I manic episode.</w:t>
+      </w:r>
+    </w:p>
+    <w:p>
+      <w:pPr>
+        <w:spacing w:after="0" w:before="0"/>
+      </w:pPr>
+      <w:r>
+        <w:rPr>
+          <w:b/>
+          <w:i w:val="0"/>
+          <w:sz w:val="21"/>
+        </w:rPr>
+        <w:t>Positive Marks: 1    Negative Marks: 0.25</w:t>
+      </w:r>
+    </w:p>
+    <w:p>
+      <w:pPr>
+        <w:spacing w:before="280" w:after="40"/>
+      </w:pPr>
+      <w:r>
+        <w:rPr>
+          <w:b/>
+        </w:rPr>
+        <w:t xml:space="preserve">Question: </w:t>
+      </w:r>
+      <w:r>
+        <w:t>A mental health nurse is evaluating a patient who reports persistent low mood, low energy, and feelings of hopelessness for the past few years, without episodes of major depression. The nurse suspects a chronic mood disorder. What is the most likely diagnosis for this patient? (MHN)</w:t>
+      </w:r>
+    </w:p>
+    <w:p>
+      <w:pPr>
+        <w:spacing w:after="20" w:before="0"/>
+      </w:pPr>
+      <w:r>
+        <w:rPr>
+          <w:b w:val="0"/>
+          <w:i w:val="0"/>
+          <w:sz w:val="21"/>
+        </w:rPr>
+        <w:t xml:space="preserve">(a)  Major depressive disorder </w:t>
+      </w:r>
+    </w:p>
+    <w:p>
+      <w:pPr>
+        <w:spacing w:after="20" w:before="0"/>
+      </w:pPr>
+      <w:r>
+        <w:rPr>
+          <w:b w:val="0"/>
+          <w:i w:val="0"/>
+          <w:sz w:val="21"/>
+        </w:rPr>
+        <w:t>(b)  Dysthymia</w:t>
+      </w:r>
+    </w:p>
+    <w:p>
+      <w:pPr>
+        <w:spacing w:after="20" w:before="0"/>
+      </w:pPr>
+      <w:r>
+        <w:rPr>
+          <w:b w:val="0"/>
+          <w:i w:val="0"/>
+          <w:sz w:val="21"/>
+        </w:rPr>
+        <w:t>(c)  Bipolar II disorder</w:t>
+      </w:r>
+    </w:p>
+    <w:p>
+      <w:pPr>
+        <w:spacing w:after="20" w:before="0"/>
+      </w:pPr>
+      <w:r>
+        <w:rPr>
+          <w:b w:val="0"/>
+          <w:i w:val="0"/>
+          <w:sz w:val="21"/>
+        </w:rPr>
+        <w:t>(d)  Cyclothymic disorder</w:t>
+      </w:r>
+    </w:p>
+    <w:p>
+      <w:pPr>
+        <w:spacing w:after="80" w:before="0"/>
+      </w:pPr>
+      <w:r>
+        <w:rPr>
+          <w:b/>
+          <w:i w:val="0"/>
+          <w:sz w:val="22"/>
+        </w:rPr>
+        <w:t>Answer: b</w:t>
+      </w:r>
+    </w:p>
+    <w:p>
+      <w:pPr>
+        <w:spacing w:after="20"/>
+      </w:pPr>
+      <w:r>
+        <w:rPr>
+          <w:b/>
+        </w:rPr>
+        <w:t xml:space="preserve">Solution: </w:t>
+      </w:r>
+      <w:r>
+        <w:rPr>
+          <w:b/>
+          <w:color w:val="1E7B1E"/>
+        </w:rPr>
+        <w:t xml:space="preserve">✅ Correct Answer: </w:t>
+      </w:r>
+      <w:r>
+        <w:rPr>
+          <w:b/>
+          <w:color w:val="1E7B1E"/>
+        </w:rPr>
+        <w:t>b</w:t>
+      </w:r>
+    </w:p>
+    <w:p>
+      <w:pPr>
+        <w:spacing w:after="20" w:before="0"/>
+      </w:pPr>
+      <w:r>
+        <w:rPr>
+          <w:b/>
+        </w:rPr>
+        <w:t xml:space="preserve">🧠 Clinical Rationale: </w:t>
+      </w:r>
+      <w:r>
+        <w:t>PERSISTENT LOW MOOD, LOW ENERGY and hopelessness lasting YEARS without full major-depressive episodes = DYSTHYMIA (Persistent Depressive Disorder) — a chronic, milder depression present most days for ≥ 2 years. MDD is episodic and severe; cyclothymia is chronic mood swings; Bipolar II has hypomanic episodes.</w:t>
+      </w:r>
+    </w:p>
+    <w:p>
+      <w:pPr>
+        <w:spacing w:after="20" w:before="0"/>
+      </w:pPr>
+      <w:r>
+        <w:rPr>
+          <w:b/>
+        </w:rPr>
+        <w:t xml:space="preserve">🔍 Key Clues: </w:t>
+      </w:r>
+      <w:r>
+        <w:t>Chronic (years) low mood, no major episodes = dysthymia.</w:t>
+      </w:r>
+    </w:p>
+    <w:p>
+      <w:pPr>
+        <w:spacing w:after="20" w:before="0"/>
+      </w:pPr>
+      <w:r>
+        <w:rPr>
+          <w:b/>
+        </w:rPr>
+        <w:t xml:space="preserve">🚨 Priority Principle: </w:t>
+      </w:r>
+      <w:r>
+        <w:t>Patient safety and dignity guide care — reduce risk, avoid confrontation and involve the patient.</w:t>
+      </w:r>
+    </w:p>
+    <w:p>
+      <w:pPr>
+        <w:spacing w:after="20" w:before="0"/>
+      </w:pPr>
+      <w:r>
+        <w:rPr>
+          <w:b/>
+        </w:rPr>
+        <w:t xml:space="preserve">❌ Why Not Other Options: </w:t>
+      </w:r>
+      <w:r>
+        <w:t>a — MDD = discrete major depressive episodes. | c — Bipolar II = hypomania + depression. | d — Cyclothymia = chronic mood swings.</w:t>
+      </w:r>
+    </w:p>
+    <w:p>
+      <w:pPr>
+        <w:spacing w:after="20" w:before="0"/>
+      </w:pPr>
+      <w:r>
+        <w:rPr>
+          <w:b/>
+          <w:color w:val="B45F06"/>
+        </w:rPr>
+        <w:t xml:space="preserve">⚠️ Exam Trap: </w:t>
+      </w:r>
+      <w:r>
+        <w:t>Dysthymia = 'low-grade, long-lasting' (≥2 years); MDD = 'severe, episodic'.</w:t>
+      </w:r>
+    </w:p>
+    <w:p>
+      <w:pPr>
+        <w:spacing w:after="20" w:before="0"/>
+      </w:pPr>
+      <w:r>
+        <w:rPr>
+          <w:b/>
+        </w:rPr>
+        <w:t xml:space="preserve">🩺 Clinical Thinking: </w:t>
+      </w:r>
+      <w:r>
+        <w:t>Recall (the key fact) → Connect (related high-yield facts) → Apply (exam context).</w:t>
+      </w:r>
+    </w:p>
+    <w:p>
+      <w:pPr>
+        <w:spacing w:after="20" w:before="0"/>
+      </w:pPr>
+      <w:r>
+        <w:rPr>
+          <w:b/>
+          <w:color w:val="1F3A5F"/>
+        </w:rPr>
+        <w:t xml:space="preserve">💎 PNC Pearl: </w:t>
+      </w:r>
+      <w:r>
+        <w:t>Chronic low mood for years: dysthymia.</w:t>
+      </w:r>
+    </w:p>
+    <w:p>
+      <w:pPr>
+        <w:spacing w:after="0" w:before="0"/>
+      </w:pPr>
+      <w:r>
+        <w:rPr>
+          <w:b/>
+          <w:i w:val="0"/>
+          <w:sz w:val="21"/>
+        </w:rPr>
+        <w:t>Positive Marks: 1    Negative Marks: 0.25</w:t>
+      </w:r>
+    </w:p>
+    <w:p>
+      <w:pPr>
+        <w:spacing w:before="280" w:after="40"/>
+      </w:pPr>
+      <w:r>
+        <w:rPr>
+          <w:b/>
+        </w:rPr>
+        <w:t xml:space="preserve">Question: </w:t>
+      </w:r>
+      <w:r>
+        <w:t>A nurse is monitoring a 45-year-old patient receiving opioid therapy for post-surgical pain. The nurse observes that the patient's respiratory rate has dropped to 10 breaths per minute. What is the primary concern associated with this finding? (MHN)</w:t>
+      </w:r>
+    </w:p>
+    <w:p>
+      <w:pPr>
+        <w:spacing w:after="20" w:before="0"/>
+      </w:pPr>
+      <w:r>
+        <w:rPr>
+          <w:b w:val="0"/>
+          <w:i w:val="0"/>
+          <w:sz w:val="21"/>
+        </w:rPr>
+        <w:t>(a)  Hypertension</w:t>
+      </w:r>
+    </w:p>
+    <w:p>
+      <w:pPr>
+        <w:spacing w:after="20" w:before="0"/>
+      </w:pPr>
+      <w:r>
+        <w:rPr>
+          <w:b w:val="0"/>
+          <w:i w:val="0"/>
+          <w:sz w:val="21"/>
+        </w:rPr>
+        <w:t>(b)  Respiratory depression</w:t>
+      </w:r>
+    </w:p>
+    <w:p>
+      <w:pPr>
+        <w:spacing w:after="20" w:before="0"/>
+      </w:pPr>
+      <w:r>
+        <w:rPr>
+          <w:b w:val="0"/>
+          <w:i w:val="0"/>
+          <w:sz w:val="21"/>
+        </w:rPr>
+        <w:t>(c)  Tachycardia</w:t>
+      </w:r>
+    </w:p>
+    <w:p>
+      <w:pPr>
+        <w:spacing w:after="20" w:before="0"/>
+      </w:pPr>
+      <w:r>
+        <w:rPr>
+          <w:b w:val="0"/>
+          <w:i w:val="0"/>
+          <w:sz w:val="21"/>
+        </w:rPr>
+        <w:t>(d)  Hyperglycemia</w:t>
+      </w:r>
+    </w:p>
+    <w:p>
+      <w:pPr>
+        <w:spacing w:after="80" w:before="0"/>
+      </w:pPr>
+      <w:r>
+        <w:rPr>
+          <w:b/>
+          <w:i w:val="0"/>
+          <w:sz w:val="22"/>
+        </w:rPr>
+        <w:t>Answer: b</w:t>
+      </w:r>
+    </w:p>
+    <w:p>
+      <w:pPr>
+        <w:spacing w:after="20"/>
+      </w:pPr>
+      <w:r>
+        <w:rPr>
+          <w:b/>
+        </w:rPr>
+        <w:t xml:space="preserve">Solution: </w:t>
+      </w:r>
+      <w:r>
+        <w:rPr>
+          <w:b/>
+          <w:color w:val="1E7B1E"/>
+        </w:rPr>
+        <w:t xml:space="preserve">✅ Correct Answer: </w:t>
+      </w:r>
+      <w:r>
+        <w:rPr>
+          <w:b/>
+          <w:color w:val="1E7B1E"/>
+        </w:rPr>
+        <w:t>b</w:t>
+      </w:r>
+    </w:p>
+    <w:p>
+      <w:pPr>
+        <w:spacing w:after="20" w:before="0"/>
+      </w:pPr>
+      <w:r>
+        <w:rPr>
+          <w:b/>
+        </w:rPr>
+        <w:t xml:space="preserve">🧠 Clinical Rationale: </w:t>
+      </w:r>
+      <w:r>
+        <w:t>A respiratory rate of 10/min on opioid therapy indicates RESPIRATORY DEPRESSION — the most dangerous opioid adverse effect, caused by suppression of the brainstem respiratory centre. It requires immediate intervention (stimulation, hold opioid, naloxone if severe).</w:t>
+      </w:r>
+    </w:p>
+    <w:p>
+      <w:pPr>
+        <w:spacing w:after="20" w:before="0"/>
+      </w:pPr>
+      <w:r>
+        <w:rPr>
+          <w:b/>
+        </w:rPr>
+        <w:t xml:space="preserve">🔍 Key Clues: </w:t>
+      </w:r>
+      <w:r>
+        <w:t>Opioid + RR 10/min = respiratory depression.</w:t>
+      </w:r>
+    </w:p>
+    <w:p>
+      <w:pPr>
+        <w:spacing w:after="20" w:before="0"/>
+      </w:pPr>
+      <w:r>
+        <w:rPr>
+          <w:b/>
+        </w:rPr>
+        <w:t xml:space="preserve">🚨 Priority Principle: </w:t>
+      </w:r>
+      <w:r>
+        <w:t>Recall the core fact precisely, then apply it to the clinical context.</w:t>
+      </w:r>
+    </w:p>
+    <w:p>
+      <w:pPr>
+        <w:spacing w:after="20" w:before="0"/>
+      </w:pPr>
+      <w:r>
+        <w:rPr>
+          <w:b/>
+        </w:rPr>
+        <w:t xml:space="preserve">❌ Why Not Other Options: </w:t>
+      </w:r>
+      <w:r>
+        <w:t>a — Opioids cause hypotension, not hypertension. | c — Opioids cause bradycardia, not tachycardia. | d — Hyperglycemia is not the opioid concern.</w:t>
+      </w:r>
+    </w:p>
+    <w:p>
+      <w:pPr>
+        <w:spacing w:after="20" w:before="0"/>
+      </w:pPr>
+      <w:r>
+        <w:rPr>
+          <w:b/>
+          <w:color w:val="B45F06"/>
+        </w:rPr>
+        <w:t xml:space="preserve">⚠️ Exam Trap: </w:t>
+      </w:r>
+      <w:r>
+        <w:t>Monitor RR + sedation on opioids; RR &lt; 12 = respiratory depression → naloxone per protocol.</w:t>
+      </w:r>
+    </w:p>
+    <w:p>
+      <w:pPr>
+        <w:spacing w:after="20" w:before="0"/>
+      </w:pPr>
+      <w:r>
+        <w:rPr>
+          <w:b/>
+        </w:rPr>
+        <w:t xml:space="preserve">🩺 Clinical Thinking: </w:t>
+      </w:r>
+      <w:r>
+        <w:t>Recall (the key fact) → Connect (related high-yield facts) → Apply (exam context).</w:t>
+      </w:r>
+    </w:p>
+    <w:p>
+      <w:pPr>
+        <w:spacing w:after="20" w:before="0"/>
+      </w:pPr>
+      <w:r>
+        <w:rPr>
+          <w:b/>
+          <w:color w:val="1F3A5F"/>
+        </w:rPr>
+        <w:t xml:space="preserve">💎 PNC Pearl: </w:t>
+      </w:r>
+      <w:r>
+        <w:t>Opioid RR 10/min = respiratory depression.</w:t>
+      </w:r>
+    </w:p>
+    <w:p>
+      <w:pPr>
+        <w:spacing w:after="0" w:before="0"/>
+      </w:pPr>
+      <w:r>
+        <w:rPr>
+          <w:b/>
+          <w:i w:val="0"/>
+          <w:sz w:val="21"/>
+        </w:rPr>
+        <w:t>Positive Marks: 1    Negative Marks: 0.25</w:t>
+      </w:r>
+    </w:p>
+    <w:p>
+      <w:pPr>
+        <w:spacing w:before="280" w:after="40"/>
+      </w:pPr>
+      <w:r>
+        <w:rPr>
+          <w:b/>
+        </w:rPr>
+        <w:t xml:space="preserve">Question: </w:t>
+      </w:r>
+      <w:r>
+        <w:t xml:space="preserve">A psychiatric nurse is assessing a patient with suspected schizophrenia who speaks in a way that frequently drifts off-topic, making it difficult to follow the conversation. The nurse identifies this as a disorder of thought form. Which term best describes this presentation?  (MHN) </w:t>
+      </w:r>
+    </w:p>
+    <w:p>
+      <w:pPr>
+        <w:spacing w:after="20" w:before="0"/>
+      </w:pPr>
+      <w:r>
+        <w:rPr>
+          <w:b w:val="0"/>
+          <w:i w:val="0"/>
+          <w:sz w:val="21"/>
+        </w:rPr>
+        <w:t xml:space="preserve">(a)  Flight of ideas </w:t>
+      </w:r>
+    </w:p>
+    <w:p>
+      <w:pPr>
+        <w:spacing w:after="20" w:before="0"/>
+      </w:pPr>
+      <w:r>
+        <w:rPr>
+          <w:b w:val="0"/>
+          <w:i w:val="0"/>
+          <w:sz w:val="21"/>
+        </w:rPr>
+        <w:t>(b)  Tangentiality</w:t>
+      </w:r>
+    </w:p>
+    <w:p>
+      <w:pPr>
+        <w:spacing w:after="20" w:before="0"/>
+      </w:pPr>
+      <w:r>
+        <w:rPr>
+          <w:b w:val="0"/>
+          <w:i w:val="0"/>
+          <w:sz w:val="21"/>
+        </w:rPr>
+        <w:t xml:space="preserve">(c)  Thought blocking </w:t>
+      </w:r>
+    </w:p>
+    <w:p>
+      <w:pPr>
+        <w:spacing w:after="20" w:before="0"/>
+      </w:pPr>
+      <w:r>
+        <w:rPr>
+          <w:b w:val="0"/>
+          <w:i w:val="0"/>
+          <w:sz w:val="21"/>
+        </w:rPr>
+        <w:t>(d)  Loose associations</w:t>
+      </w:r>
+    </w:p>
+    <w:p>
+      <w:pPr>
+        <w:spacing w:after="80" w:before="0"/>
+      </w:pPr>
+      <w:r>
+        <w:rPr>
+          <w:b/>
+          <w:i w:val="0"/>
+          <w:sz w:val="22"/>
+        </w:rPr>
+        <w:t>Answer: b</w:t>
+      </w:r>
+    </w:p>
+    <w:p>
+      <w:pPr>
+        <w:spacing w:after="20"/>
+      </w:pPr>
+      <w:r>
+        <w:rPr>
+          <w:b/>
+        </w:rPr>
+        <w:t xml:space="preserve">Solution: </w:t>
+      </w:r>
+      <w:r>
+        <w:rPr>
+          <w:b/>
+          <w:color w:val="1E7B1E"/>
+        </w:rPr>
+        <w:t xml:space="preserve">✅ Correct Answer: </w:t>
+      </w:r>
+      <w:r>
+        <w:rPr>
+          <w:b/>
+          <w:color w:val="1E7B1E"/>
+        </w:rPr>
+        <w:t>b</w:t>
+      </w:r>
+    </w:p>
+    <w:p>
+      <w:pPr>
+        <w:spacing w:after="20" w:before="0"/>
+      </w:pPr>
+      <w:r>
+        <w:rPr>
+          <w:b/>
+        </w:rPr>
+        <w:t xml:space="preserve">🧠 Clinical Rationale: </w:t>
+      </w:r>
+      <w:r>
+        <w:t>DRIFTING OFF-TOPIC and never returning to the original point is TANGENTIALITY — the patient answers but veers increasingly away from the question. LOOSE ASSOCIATIONS are abrupt illogical jumps between unrelated ideas; flight of ideas is rapid topic shifting (mania); thought blocking is abrupt stopping mid-sentence.</w:t>
+      </w:r>
+    </w:p>
+    <w:p>
+      <w:pPr>
+        <w:spacing w:after="20" w:before="0"/>
+      </w:pPr>
+      <w:r>
+        <w:rPr>
+          <w:b/>
+        </w:rPr>
+        <w:t xml:space="preserve">🔍 Key Clues: </w:t>
+      </w:r>
+      <w:r>
+        <w:t>Off-topic drifting without answering = tangentiality.</w:t>
+      </w:r>
+    </w:p>
+    <w:p>
+      <w:pPr>
+        <w:spacing w:after="20" w:before="0"/>
+      </w:pPr>
+      <w:r>
+        <w:rPr>
+          <w:b/>
+        </w:rPr>
+        <w:t xml:space="preserve">🚨 Priority Principle: </w:t>
+      </w:r>
+      <w:r>
+        <w:t>Patient safety and dignity guide care — reduce risk, avoid confrontation and involve the patient.</w:t>
+      </w:r>
+    </w:p>
+    <w:p>
+      <w:pPr>
+        <w:spacing w:after="20" w:before="0"/>
+      </w:pPr>
+      <w:r>
+        <w:rPr>
+          <w:b/>
+        </w:rPr>
+        <w:t xml:space="preserve">❌ Why Not Other Options: </w:t>
+      </w:r>
+      <w:r>
+        <w:t>a — Flight of ideas = rapid shifting (mania). | c — Thought blocking = sudden cessation of speech. | d — Loose associations = unrelated idea jumps.</w:t>
+      </w:r>
+    </w:p>
+    <w:p>
+      <w:pPr>
+        <w:spacing w:after="20" w:before="0"/>
+      </w:pPr>
+      <w:r>
+        <w:rPr>
+          <w:b/>
+          <w:color w:val="B45F06"/>
+        </w:rPr>
+        <w:t xml:space="preserve">⚠️ Exam Trap: </w:t>
+      </w:r>
+      <w:r>
+        <w:t>Tangentiality = veers and never returns; loose associations = no logical link between ideas.</w:t>
+      </w:r>
+    </w:p>
+    <w:p>
+      <w:pPr>
+        <w:spacing w:after="20" w:before="0"/>
+      </w:pPr>
+      <w:r>
+        <w:rPr>
+          <w:b/>
+        </w:rPr>
+        <w:t xml:space="preserve">🩺 Clinical Thinking: </w:t>
+      </w:r>
+      <w:r>
+        <w:t>Recall (the key fact) → Connect (related high-yield facts) → Apply (exam context).</w:t>
+      </w:r>
+    </w:p>
+    <w:p>
+      <w:pPr>
+        <w:spacing w:after="20" w:before="0"/>
+      </w:pPr>
+      <w:r>
+        <w:rPr>
+          <w:b/>
+          <w:color w:val="1F3A5F"/>
+        </w:rPr>
+        <w:t xml:space="preserve">💎 PNC Pearl: </w:t>
+      </w:r>
+      <w:r>
+        <w:t>Drifting off-topic = tangentiality.</w:t>
+      </w:r>
+    </w:p>
+    <w:p>
+      <w:pPr>
+        <w:spacing w:after="0" w:before="0"/>
+      </w:pPr>
+      <w:r>
+        <w:rPr>
+          <w:b/>
+          <w:i w:val="0"/>
+          <w:sz w:val="21"/>
+        </w:rPr>
+        <w:t>Positive Marks: 1    Negative Marks: 0.25</w:t>
+      </w:r>
+    </w:p>
+    <w:p>
+      <w:pPr>
+        <w:spacing w:before="280" w:after="40"/>
+      </w:pPr>
+      <w:r>
+        <w:rPr>
+          <w:b/>
+        </w:rPr>
+        <w:t xml:space="preserve">Question: </w:t>
+      </w:r>
+      <w:r>
+        <w:t>A mental health nurse is caring for a 12-year-old patient diagnosed with conduct disorder, exhibiting aggressive behavior and disregard for rules. What is a key nursing role in managing this patient's condition in a structured environment? (MHN)</w:t>
+      </w:r>
+    </w:p>
+    <w:p>
+      <w:pPr>
+        <w:spacing w:after="20" w:before="0"/>
+      </w:pPr>
+      <w:r>
+        <w:rPr>
+          <w:b w:val="0"/>
+          <w:i w:val="0"/>
+          <w:sz w:val="21"/>
+        </w:rPr>
+        <w:t xml:space="preserve">(a)  Encourage free expression without boundaries   </w:t>
+      </w:r>
+    </w:p>
+    <w:p>
+      <w:pPr>
+        <w:spacing w:after="20" w:before="0"/>
+      </w:pPr>
+      <w:r>
+        <w:rPr>
+          <w:b w:val="0"/>
+          <w:i w:val="0"/>
+          <w:sz w:val="21"/>
+        </w:rPr>
+        <w:t>(b)  Implement strict rules and regulations with consistent enforcement</w:t>
+      </w:r>
+    </w:p>
+    <w:p>
+      <w:pPr>
+        <w:spacing w:after="20" w:before="0"/>
+      </w:pPr>
+      <w:r>
+        <w:rPr>
+          <w:b w:val="0"/>
+          <w:i w:val="0"/>
+          <w:sz w:val="21"/>
+        </w:rPr>
+        <w:t xml:space="preserve">(c)  Avoid setting limits to reduce confrontations </w:t>
+      </w:r>
+    </w:p>
+    <w:p>
+      <w:pPr>
+        <w:spacing w:after="20" w:before="0"/>
+      </w:pPr>
+      <w:r>
+        <w:rPr>
+          <w:b w:val="0"/>
+          <w:i w:val="0"/>
+          <w:sz w:val="21"/>
+        </w:rPr>
+        <w:t xml:space="preserve">(d)  Focus solely on medication administration </w:t>
+      </w:r>
+    </w:p>
+    <w:p>
+      <w:pPr>
+        <w:spacing w:after="80" w:before="0"/>
+      </w:pPr>
+      <w:r>
+        <w:rPr>
+          <w:b/>
+          <w:i w:val="0"/>
+          <w:sz w:val="22"/>
+        </w:rPr>
+        <w:t>Answer: b</w:t>
+      </w:r>
+    </w:p>
+    <w:p>
+      <w:pPr>
+        <w:spacing w:after="20"/>
+      </w:pPr>
+      <w:r>
+        <w:rPr>
+          <w:b/>
+        </w:rPr>
+        <w:t xml:space="preserve">Solution: </w:t>
+      </w:r>
+      <w:r>
+        <w:rPr>
+          <w:b/>
+          <w:color w:val="1E7B1E"/>
+        </w:rPr>
+        <w:t xml:space="preserve">✅ Correct Answer: </w:t>
+      </w:r>
+      <w:r>
+        <w:rPr>
+          <w:b/>
+          <w:color w:val="1E7B1E"/>
+        </w:rPr>
+        <w:t>b</w:t>
+      </w:r>
+    </w:p>
+    <w:p>
+      <w:pPr>
+        <w:spacing w:after="20" w:before="0"/>
+      </w:pPr>
+      <w:r>
+        <w:rPr>
+          <w:b/>
+        </w:rPr>
+        <w:t xml:space="preserve">🧠 Clinical Rationale: </w:t>
+      </w:r>
+      <w:r>
+        <w:t>For CONDUCT DISORDER, the nursing role in a structured setting is to implement CLEAR, CONSISTENT RULES AND LIMITS with consistent consequences — structure and behavioural consistency help the child learn acceptable behaviour. Free expression without boundaries, avoiding limits, or medication-only approaches do not address the behavioural pattern.</w:t>
+      </w:r>
+    </w:p>
+    <w:p>
+      <w:pPr>
+        <w:spacing w:after="20" w:before="0"/>
+      </w:pPr>
+      <w:r>
+        <w:rPr>
+          <w:b/>
+        </w:rPr>
+        <w:t xml:space="preserve">🔍 Key Clues: </w:t>
+      </w:r>
+      <w:r>
+        <w:t>Conduct disorder → consistent, structured limits and consequences.</w:t>
+      </w:r>
+    </w:p>
+    <w:p>
+      <w:pPr>
+        <w:spacing w:after="20" w:before="0"/>
+      </w:pPr>
+      <w:r>
+        <w:rPr>
+          <w:b/>
+        </w:rPr>
+        <w:t xml:space="preserve">🚨 Priority Principle: </w:t>
+      </w:r>
+      <w:r>
+        <w:t>Patient safety and dignity guide care — reduce risk, avoid confrontation and involve the patient.</w:t>
+      </w:r>
+    </w:p>
+    <w:p>
+      <w:pPr>
+        <w:spacing w:after="20" w:before="0"/>
+      </w:pPr>
+      <w:r>
+        <w:rPr>
+          <w:b/>
+        </w:rPr>
+        <w:t xml:space="preserve">❌ Why Not Other Options: </w:t>
+      </w:r>
+      <w:r>
+        <w:t>a — Boundary-free expression reinforces the behaviour. | c — Avoiding limits worsens the disorder. | d — Medication alone is inadequate.</w:t>
+      </w:r>
+    </w:p>
+    <w:p>
+      <w:pPr>
+        <w:spacing w:after="20" w:before="0"/>
+      </w:pPr>
+      <w:r>
+        <w:rPr>
+          <w:b/>
+          <w:color w:val="B45F06"/>
+        </w:rPr>
+        <w:t xml:space="preserve">⚠️ Exam Trap: </w:t>
+      </w:r>
+      <w:r>
+        <w:t>Conduct disorder management = firm, consistent, predictable structure (behavioural approach).</w:t>
+      </w:r>
+    </w:p>
+    <w:p>
+      <w:pPr>
+        <w:spacing w:after="20" w:before="0"/>
+      </w:pPr>
+      <w:r>
+        <w:rPr>
+          <w:b/>
+        </w:rPr>
+        <w:t xml:space="preserve">🩺 Clinical Thinking: </w:t>
+      </w:r>
+      <w:r>
+        <w:t>Recall (the key fact) → Connect (related high-yield facts) → Apply (exam context).</w:t>
+      </w:r>
+    </w:p>
+    <w:p>
+      <w:pPr>
+        <w:spacing w:after="20" w:before="0"/>
+      </w:pPr>
+      <w:r>
+        <w:rPr>
+          <w:b/>
+          <w:color w:val="1F3A5F"/>
+        </w:rPr>
+        <w:t xml:space="preserve">💎 PNC Pearl: </w:t>
+      </w:r>
+      <w:r>
+        <w:t>Conduct disorder: consistent rules and limits.</w:t>
       </w:r>
     </w:p>
     <w:p>
